--- a/downloads/student/ai-3-week-03.docx
+++ b/downloads/student/ai-3-week-03.docx
@@ -2489,6 +2489,16 @@
     <w:p>
       <w:r>
         <w:t>Fitting in context does not guarantee attention, correct interpretation or accurate generation.</w:t>
+      </w:r>
+    </w:p>
+    <w:p>
+      <w:r>
+        <w:t>Read the labelled picture: Can A alone justify answering 20 seats after the exception is known?</w:t>
+      </w:r>
+    </w:p>
+    <w:p>
+      <w:r>
+        <w:t>Change one thing: Increase B’s cost to 30 with all other costs fixed. Predict the result before checking the explanation. What remains the same?</w:t>
       </w:r>
     </w:p>
     <w:p>
@@ -4634,6 +4644,187 @@
     <w:p>
       <w:r>
         <w:t>Attempt the independent case before hints. Record whether you worked alone, used a hint or followed a model. After feedback, fix the first unsupported step and explain why it changed. A later check uses a changed case, not a copied answer.</w:t>
+      </w:r>
+    </w:p>
+    <w:p>
+      <w:pPr>
+        <w:pStyle w:val="Heading1"/>
+      </w:pPr>
+      <w:r>
+        <w:t>15. Your lesson route</w:t>
+      </w:r>
+    </w:p>
+    <w:p>
+      <w:r>
+        <w:t>Start with this question: A fictional assistant has a small context budget for answering an event-capacity question.</w:t>
+      </w:r>
+    </w:p>
+    <w:tbl>
+      <w:tblPr>
+        <w:tblStyle w:val="LightShading-Accent1"/>
+        <w:tblW w:type="auto" w:w="0"/>
+        <w:tblLook w:firstColumn="1" w:firstRow="1" w:lastColumn="0" w:lastRow="0" w:noHBand="0" w:noVBand="1" w:val="04A0"/>
+      </w:tblPr>
+      <w:tblGrid>
+        <w:gridCol w:w="5112"/>
+        <w:gridCol w:w="5112"/>
+      </w:tblGrid>
+      <w:tr>
+        <w:trPr>
+          <w:tblHeader/>
+        </w:trPr>
+        <w:tc>
+          <w:tcPr>
+            <w:tcW w:type="dxa" w:w="5112"/>
+          </w:tcPr>
+          <w:p>
+            <w:r>
+              <w:t>By the end, I can</w:t>
+            </w:r>
+          </w:p>
+        </w:tc>
+        <w:tc>
+          <w:tcPr>
+            <w:tcW w:type="dxa" w:w="5112"/>
+          </w:tcPr>
+          <w:p>
+            <w:r>
+              <w:t>How I will show it</w:t>
+            </w:r>
+          </w:p>
+        </w:tc>
+      </w:tr>
+      <w:tr>
+        <w:tc>
+          <w:tcPr>
+            <w:tcW w:type="dxa" w:w="5112"/>
+          </w:tcPr>
+          <w:p>
+            <w:r>
+              <w:t>Account for fixed text, evidence and reserved output under a toy budget</w:t>
+            </w:r>
+          </w:p>
+        </w:tc>
+        <w:tc>
+          <w:tcPr>
+            <w:tcW w:type="dxa" w:w="5112"/>
+          </w:tcPr>
+          <w:p>
+            <w:r>
+              <w:t>Explain the deciding step, show a trace or test, and state one limit.</w:t>
+            </w:r>
+          </w:p>
+        </w:tc>
+      </w:tr>
+      <w:tr>
+        <w:tc>
+          <w:tcPr>
+            <w:tcW w:type="dxa" w:w="5112"/>
+          </w:tcPr>
+          <w:p>
+            <w:r>
+              <w:t>Select complete evidence for a stated question</w:t>
+            </w:r>
+          </w:p>
+        </w:tc>
+        <w:tc>
+          <w:tcPr>
+            <w:tcW w:type="dxa" w:w="5112"/>
+          </w:tcPr>
+          <w:p>
+            <w:r>
+              <w:t>Explain the deciding step, show a trace or test, and state one limit.</w:t>
+            </w:r>
+          </w:p>
+        </w:tc>
+      </w:tr>
+      <w:tr>
+        <w:tc>
+          <w:tcPr>
+            <w:tcW w:type="dxa" w:w="5112"/>
+          </w:tcPr>
+          <w:p>
+            <w:r>
+              <w:t>Handle insufficient or conflicting evidence explicitly</w:t>
+            </w:r>
+          </w:p>
+        </w:tc>
+        <w:tc>
+          <w:tcPr>
+            <w:tcW w:type="dxa" w:w="5112"/>
+          </w:tcPr>
+          <w:p>
+            <w:r>
+              <w:t>Explain the deciding step, show a trace or test, and state one limit.</w:t>
+            </w:r>
+          </w:p>
+        </w:tc>
+      </w:tr>
+    </w:tbl>
+    <w:p>
+      <w:r>
+        <w:t>Remember → watch and explain → try with help → investigate → try independently → keep project evidence. Your teacher may spread this lesson across several classes.</w:t>
+      </w:r>
+    </w:p>
+    <w:p>
+      <w:r>
+        <w:t>Keep your first prediction. Compare it with what the evidence shows and explain any change.</w:t>
+      </w:r>
+    </w:p>
+    <w:p>
+      <w:pPr>
+        <w:pStyle w:val="Heading1"/>
+      </w:pPr>
+      <w:r>
+        <w:t>16. Finish and return</w:t>
+      </w:r>
+    </w:p>
+    <w:p>
+      <w:r>
+        <w:t>Close your notes. Explain this goal in your own words: Account for fixed text, evidence and reserved output under a toy budget</w:t>
+      </w:r>
+    </w:p>
+    <w:p>
+      <w:pPr>
+        <w:pStyle w:val="Heading3"/>
+      </w:pPr>
+      <w:r>
+        <w:t>My deciding step, evidence and one remaining question</w:t>
+      </w:r>
+    </w:p>
+    <w:p>
+      <w:r>
+        <w:t>________________________________________________________________</w:t>
+      </w:r>
+    </w:p>
+    <w:p>
+      <w:r>
+        <w:t>________________________________________________________________</w:t>
+      </w:r>
+    </w:p>
+    <w:p>
+      <w:r>
+        <w:t>________________________________________________________________</w:t>
+      </w:r>
+    </w:p>
+    <w:p>
+      <w:r>
+        <w:t>________________________________________________________________</w:t>
+      </w:r>
+    </w:p>
+    <w:p>
+      <w:r>
+        <w:t>________________________________________________________________</w:t>
+      </w:r>
+    </w:p>
+    <w:p>
+      <w:r>
+        <w:t>If you are unsure, return to the worked picture and explain one arrow. If you are ready, change an input or assumption and justify your prediction.</w:t>
+      </w:r>
+    </w:p>
+    <w:p>
+      <w:r>
+        <w:t>Save your workbook evidence. At the next review, try a different case before opening your old answer.</w:t>
       </w:r>
     </w:p>
     <w:sectPr>

--- a/downloads/student/ai-3-week-03.docx
+++ b/downloads/student/ai-3-week-03.docx
@@ -4825,6 +4825,197 @@
     <w:p>
       <w:r>
         <w:t>Save your workbook evidence. At the next review, try a different case before opening your old answer.</w:t>
+      </w:r>
+    </w:p>
+    <w:p>
+      <w:pPr>
+        <w:pStyle w:val="Heading1"/>
+      </w:pPr>
+      <w:r>
+        <w:t>17. Supported practice, repair and portfolio</w:t>
+      </w:r>
+    </w:p>
+    <w:p>
+      <w:r>
+        <w:t>Use this supported practice once, in the browser or on paper. Keep the reserved independent assessment for a separate first attempt before teacher feedback.</w:t>
+      </w:r>
+    </w:p>
+    <w:p>
+      <w:r>
+        <w:t>A fictional assistant has a small context budget for answering an event-capacity question.</w:t>
+      </w:r>
+    </w:p>
+    <w:p>
+      <w:pPr>
+        <w:pStyle w:val="Heading3"/>
+      </w:pPr>
+      <w:r>
+        <w:t>Practice 1: explain the deciding evidence</w:t>
+      </w:r>
+    </w:p>
+    <w:p>
+      <w:r>
+        <w:t>Which labelled step matches this detail? For this event, the declared cap is 12, with both A and B retained.</w:t>
+      </w:r>
+    </w:p>
+    <w:p>
+      <w:r>
+        <w:t>1. Answer with scope</w:t>
+      </w:r>
+    </w:p>
+    <w:p>
+      <w:r>
+        <w:t>2. Select relevant pair</w:t>
+      </w:r>
+    </w:p>
+    <w:p>
+      <w:r>
+        <w:t>3. Reject incomplete shortcut</w:t>
+      </w:r>
+    </w:p>
+    <w:p>
+      <w:r>
+        <w:t>4. Compute budget</w:t>
+      </w:r>
+    </w:p>
+    <w:p>
+      <w:pPr>
+        <w:pStyle w:val="Heading3"/>
+      </w:pPr>
+      <w:r>
+        <w:t>My selected conclusion, deciding fact and explanation</w:t>
+      </w:r>
+    </w:p>
+    <w:p>
+      <w:r>
+        <w:t>________________________________________________________________</w:t>
+      </w:r>
+    </w:p>
+    <w:p>
+      <w:r>
+        <w:t>________________________________________________________________</w:t>
+      </w:r>
+    </w:p>
+    <w:p>
+      <w:r>
+        <w:t>________________________________________________________________</w:t>
+      </w:r>
+    </w:p>
+    <w:p>
+      <w:r>
+        <w:t>________________________________________________________________</w:t>
+      </w:r>
+    </w:p>
+    <w:p>
+      <w:r>
+        <w:t>________________________________________________________________</w:t>
+      </w:r>
+    </w:p>
+    <w:p>
+      <w:r>
+        <w:t>Hint if needed: Read the steps in the pictorial case. Match the supplied detail to the stage that performs or records it.</w:t>
+      </w:r>
+    </w:p>
+    <w:p>
+      <w:r>
+        <w:t>After your attempt, compare with the supported explanation: Answer with scope For this event, the declared cap is 12, with both A and B retained. A context window limits how much information is available in one model call. Selecting the shortest passage is not always sufficient: an exception can change the meaning of a general statement. Keep the relevant source relationship visible. Toy token costs are supplied here; real token counts depend on the model’s tokenizer.</w:t>
+      </w:r>
+    </w:p>
+    <w:p>
+      <w:pPr>
+        <w:pStyle w:val="Heading3"/>
+      </w:pPr>
+      <w:r>
+        <w:t>Practice 2: explain the deciding evidence</w:t>
+      </w:r>
+    </w:p>
+    <w:p>
+      <w:r>
+        <w:t>Changed-case practice: Increase B’s cost to 30 with all other costs fixed. Which conclusion is supported by the supplied facts?</w:t>
+      </w:r>
+    </w:p>
+    <w:p>
+      <w:r>
+        <w:t>1. A+B costs 48 and no longer fits the 45-token evidence capacity.</w:t>
+      </w:r>
+    </w:p>
+    <w:p>
+      <w:r>
+        <w:t>2. This one example guarantees correct results for every future input.</w:t>
+      </w:r>
+    </w:p>
+    <w:p>
+      <w:r>
+        <w:t>3. We can decide the result without examining the changed input or the procedure.</w:t>
+      </w:r>
+    </w:p>
+    <w:p>
+      <w:pPr>
+        <w:pStyle w:val="Heading3"/>
+      </w:pPr>
+      <w:r>
+        <w:t>My selected conclusion, deciding fact and explanation</w:t>
+      </w:r>
+    </w:p>
+    <w:p>
+      <w:r>
+        <w:t>________________________________________________________________</w:t>
+      </w:r>
+    </w:p>
+    <w:p>
+      <w:r>
+        <w:t>________________________________________________________________</w:t>
+      </w:r>
+    </w:p>
+    <w:p>
+      <w:r>
+        <w:t>________________________________________________________________</w:t>
+      </w:r>
+    </w:p>
+    <w:p>
+      <w:r>
+        <w:t>________________________________________________________________</w:t>
+      </w:r>
+    </w:p>
+    <w:p>
+      <w:r>
+        <w:t>________________________________________________________________</w:t>
+      </w:r>
+    </w:p>
+    <w:p>
+      <w:r>
+        <w:t>Hint if needed: Use the changed condition and the deciding step in the pictorial trace. The answer must say what follows from those facts.</w:t>
+      </w:r>
+    </w:p>
+    <w:p>
+      <w:r>
+        <w:t>After your attempt, compare with the supported explanation: A+B costs 48 and no longer fits the 45-token evidence capacity. Do not silently omit the exception; use an approved source-preserving summary, another retrieval step or an honest incomplete-evidence response.</w:t>
+      </w:r>
+    </w:p>
+    <w:p>
+      <w:pPr>
+        <w:pStyle w:val="Heading3"/>
+      </w:pPr>
+      <w:r>
+        <w:t>Repair a missing building block</w:t>
+      </w:r>
+    </w:p>
+    <w:p>
+      <w:r>
+        <w:t>Review A Distribution of Possibilities (ai-3/2). Goal: Check whether a next-token table is a valid probability distribution. Short practice: Why is 0.625 not a broken probability sum?. Return to this week and explain what you changed.</w:t>
+      </w:r>
+    </w:p>
+    <w:p>
+      <w:pPr>
+        <w:pStyle w:val="Heading3"/>
+      </w:pPr>
+      <w:r>
+        <w:t>Keep your completed work</w:t>
+      </w:r>
+    </w:p>
+    <w:p>
+      <w:r>
+        <w:t>Use Download completed work in the hosted lesson to export your answers, reflections, practice feedback and code-run evidence. Open the HTML copy to read or print it. Drafts stay in this browser when storage is available; clear drafts on a shared device.</w:t>
       </w:r>
     </w:p>
     <w:sectPr>

--- a/downloads/student/ai-3-week-03.docx
+++ b/downloads/student/ai-3-week-03.docx
@@ -42,6 +42,11 @@
       </w:r>
     </w:p>
     <w:p>
+      <w:r>
+        <w:t>Start with the target: Account for fixed text, evidence and reserved output under a toy budget. Try the recall before opening notes.</w:t>
+      </w:r>
+    </w:p>
+    <w:p>
       <w:pPr>
         <w:pStyle w:val="Heading3"/>
       </w:pPr>
@@ -50,18 +55,84 @@
       </w:r>
     </w:p>
     <w:p>
-      <w:r>
-        <w:t>I can account for fixed text, evidence and reserved output under a toy budget.</w:t>
-      </w:r>
-    </w:p>
-    <w:p>
-      <w:r>
-        <w:t>I can select complete evidence for a stated question.</w:t>
-      </w:r>
-    </w:p>
-    <w:p>
-      <w:r>
-        <w:t>I can handle insufficient or conflicting evidence explicitly.</w:t>
+      <w:pPr>
+        <w:spacing w:line="336" w:lineRule="auto" w:after="180"/>
+      </w:pPr>
+      <w:r>
+        <w:rPr>
+          <w:b w:val="0"/>
+        </w:rPr>
+        <w:t xml:space="preserve">I can account for fixed text, </w:t>
+      </w:r>
+      <w:r>
+        <w:rPr>
+          <w:b/>
+        </w:rPr>
+        <w:t>evidence</w:t>
+      </w:r>
+      <w:r>
+        <w:rPr>
+          <w:b w:val="0"/>
+        </w:rPr>
+        <w:t xml:space="preserve"> and </w:t>
+      </w:r>
+      <w:r>
+        <w:rPr>
+          <w:b/>
+        </w:rPr>
+        <w:t>reserved output</w:t>
+      </w:r>
+      <w:r>
+        <w:rPr>
+          <w:b w:val="0"/>
+        </w:rPr>
+        <w:t xml:space="preserve"> under a toy budget.</w:t>
+      </w:r>
+    </w:p>
+    <w:p>
+      <w:pPr>
+        <w:spacing w:line="336" w:lineRule="auto" w:after="180"/>
+      </w:pPr>
+      <w:r>
+        <w:rPr>
+          <w:b w:val="0"/>
+        </w:rPr>
+        <w:t xml:space="preserve">I can select complete </w:t>
+      </w:r>
+      <w:r>
+        <w:rPr>
+          <w:b/>
+        </w:rPr>
+        <w:t>evidence</w:t>
+      </w:r>
+      <w:r>
+        <w:rPr>
+          <w:b w:val="0"/>
+        </w:rPr>
+        <w:t xml:space="preserve"> for a stated question.</w:t>
+      </w:r>
+    </w:p>
+    <w:p>
+      <w:pPr>
+        <w:spacing w:line="336" w:lineRule="auto" w:after="180"/>
+      </w:pPr>
+      <w:r>
+        <w:rPr>
+          <w:b w:val="0"/>
+        </w:rPr>
+        <w:t xml:space="preserve">I can handle insufficient or conflicting </w:t>
+      </w:r>
+      <w:r>
+        <w:rPr>
+          <w:b/>
+        </w:rPr>
+        <w:t>evidence</w:t>
+      </w:r>
+      <w:r>
+        <w:rPr>
+          <w:b w:val="0"/>
+        </w:rPr>
+        <w:t xml:space="preserve"> explicitly.</w:t>
       </w:r>
     </w:p>
     <w:p>
@@ -73,28 +144,106 @@
       </w:r>
     </w:p>
     <w:p>
-      <w:r>
+      <w:pPr>
+        <w:spacing w:line="336" w:lineRule="auto" w:after="180"/>
+      </w:pPr>
+      <w:r>
+        <w:rPr>
+          <w:b w:val="0"/>
+        </w:rPr>
         <w:t>Close your notes first. A rough first answer helps us choose the right starting point; it is not a score for your ability.</w:t>
       </w:r>
     </w:p>
     <w:p>
-      <w:r>
+      <w:pPr>
+        <w:spacing w:line="336" w:lineRule="auto" w:after="180"/>
+      </w:pPr>
+      <w:r>
+        <w:rPr>
+          <w:b w:val="0"/>
+        </w:rPr>
         <w:t>Without opening the old lesson, explain one key idea from A Distribution of Possibilities. Give an example and a mistake that the idea helps you avoid.</w:t>
       </w:r>
     </w:p>
     <w:p>
-      <w:r>
-        <w:t>After trying, check the relevant lesson or ask your teacher. Change the part of your explanation that the evidence shows was wrong.</w:t>
-      </w:r>
-    </w:p>
-    <w:p>
-      <w:r>
-        <w:t>Week 3: Tokens and Context</w:t>
-      </w:r>
-    </w:p>
-    <w:p>
-      <w:r>
-        <w:t>Models operate on tokens within a limited context window.</w:t>
+      <w:pPr>
+        <w:spacing w:line="336" w:lineRule="auto" w:after="180"/>
+      </w:pPr>
+      <w:r>
+        <w:rPr>
+          <w:b w:val="0"/>
+        </w:rPr>
+        <w:t xml:space="preserve">After trying, check the relevant lesson or ask your teacher. Change the part of your explanation that the </w:t>
+      </w:r>
+      <w:r>
+        <w:rPr>
+          <w:b/>
+        </w:rPr>
+        <w:t>evidence</w:t>
+      </w:r>
+      <w:r>
+        <w:rPr>
+          <w:b w:val="0"/>
+        </w:rPr>
+        <w:t xml:space="preserve"> shows was wrong.</w:t>
+      </w:r>
+    </w:p>
+    <w:p>
+      <w:pPr>
+        <w:spacing w:line="336" w:lineRule="auto" w:after="180"/>
+      </w:pPr>
+      <w:r>
+        <w:rPr>
+          <w:b w:val="0"/>
+        </w:rPr>
+        <w:t xml:space="preserve">Week 3: </w:t>
+      </w:r>
+      <w:r>
+        <w:rPr>
+          <w:b/>
+        </w:rPr>
+        <w:t>Token</w:t>
+      </w:r>
+      <w:r>
+        <w:rPr>
+          <w:b w:val="0"/>
+        </w:rPr>
+        <w:t>s and Context</w:t>
+      </w:r>
+    </w:p>
+    <w:p>
+      <w:pPr>
+        <w:spacing w:line="336" w:lineRule="auto" w:after="180"/>
+      </w:pPr>
+      <w:r>
+        <w:rPr>
+          <w:b w:val="0"/>
+        </w:rPr>
+        <w:t xml:space="preserve">Models operate on </w:t>
+      </w:r>
+      <w:r>
+        <w:rPr>
+          <w:b/>
+        </w:rPr>
+        <w:t>token</w:t>
+      </w:r>
+      <w:r>
+        <w:rPr>
+          <w:b w:val="0"/>
+        </w:rPr>
+        <w:t xml:space="preserve">s within a limited </w:t>
+      </w:r>
+      <w:r>
+        <w:rPr>
+          <w:b/>
+        </w:rPr>
+        <w:t>context window</w:t>
+      </w:r>
+      <w:r>
+        <w:rPr>
+          <w:b w:val="0"/>
+        </w:rPr>
+        <w:t>.</w:t>
       </w:r>
     </w:p>
     <w:p>
@@ -134,17 +283,41 @@
       </w:r>
     </w:p>
     <w:p>
-      <w:r>
+      <w:pPr>
+        <w:spacing w:line="336" w:lineRule="auto" w:after="180"/>
+      </w:pPr>
+      <w:r>
+        <w:rPr>
+          <w:b/>
+        </w:rPr>
         <w:t>CREATOR MISSION</w:t>
       </w:r>
     </w:p>
     <w:p>
-      <w:r>
-        <w:t>Tokenize text, remove context, and predict failure changes.</w:t>
-      </w:r>
-    </w:p>
-    <w:p>
-      <w:r>
+      <w:pPr>
+        <w:spacing w:line="336" w:lineRule="auto" w:after="180"/>
+      </w:pPr>
+      <w:r>
+        <w:rPr>
+          <w:b/>
+        </w:rPr>
+        <w:t>Token</w:t>
+      </w:r>
+      <w:r>
+        <w:rPr>
+          <w:b w:val="0"/>
+        </w:rPr>
+        <w:t>ize text, remove context, and predict failure changes.</w:t>
+      </w:r>
+    </w:p>
+    <w:p>
+      <w:pPr>
+        <w:spacing w:line="336" w:lineRule="auto" w:after="180"/>
+      </w:pPr>
+      <w:r>
+        <w:rPr>
+          <w:b w:val="0"/>
+        </w:rPr>
         <w:t>Creator name and date:</w:t>
       </w:r>
     </w:p>
@@ -190,8 +363,27 @@
       </w:r>
     </w:p>
     <w:p>
-      <w:r>
-        <w:t>Does lower next-token loss guarantee supported factual answers?</w:t>
+      <w:pPr>
+        <w:spacing w:line="336" w:lineRule="auto" w:after="180"/>
+        <w:shd w:fill="F5F1FB"/>
+      </w:pPr>
+      <w:r>
+        <w:rPr>
+          <w:b w:val="0"/>
+        </w:rPr>
+        <w:t>Does lower next-</w:t>
+      </w:r>
+      <w:r>
+        <w:rPr>
+          <w:b/>
+        </w:rPr>
+        <w:t>token</w:t>
+      </w:r>
+      <w:r>
+        <w:rPr>
+          <w:b w:val="0"/>
+        </w:rPr>
+        <w:t xml:space="preserve"> loss guarantee supported factual answers?</w:t>
       </w:r>
     </w:p>
     <w:p>
@@ -203,7 +395,14 @@
       </w:r>
     </w:p>
     <w:p>
-      <w:r>
+      <w:pPr>
+        <w:spacing w:line="336" w:lineRule="auto" w:after="180"/>
+        <w:shd w:fill="F5F1FB"/>
+      </w:pPr>
+      <w:r>
+        <w:rPr>
+          <w:b w:val="0"/>
+        </w:rPr>
         <w:t>Why can equal row sums conceal different sequences?</w:t>
       </w:r>
     </w:p>
@@ -239,8 +438,26 @@
       </w:r>
     </w:p>
     <w:p>
-      <w:r>
-        <w:t>By the end, I can budget context and preserve evidence needed to interpret a requested fact.</w:t>
+      <w:pPr>
+        <w:spacing w:line="336" w:lineRule="auto" w:after="180"/>
+      </w:pPr>
+      <w:r>
+        <w:rPr>
+          <w:b w:val="0"/>
+        </w:rPr>
+        <w:t xml:space="preserve">By the end, I can budget context and preserve </w:t>
+      </w:r>
+      <w:r>
+        <w:rPr>
+          <w:b/>
+        </w:rPr>
+        <w:t>evidence</w:t>
+      </w:r>
+      <w:r>
+        <w:rPr>
+          <w:b w:val="0"/>
+        </w:rPr>
+        <w:t xml:space="preserve"> needed to interpret a requested fact.</w:t>
       </w:r>
     </w:p>
     <w:p>
@@ -253,17 +470,52 @@
     </w:p>
     <w:p>
       <w:r>
+        <w:t>Investigate the supplied Tokens and Context case. Separate observations, given facts and assumptions before choosing an explanation.</w:t>
+      </w:r>
+    </w:p>
+    <w:p>
+      <w:pPr>
+        <w:spacing w:line="336" w:lineRule="auto" w:after="180"/>
+      </w:pPr>
+      <w:r>
+        <w:rPr>
+          <w:b/>
+        </w:rPr>
         <w:t>PICTURE STORY</w:t>
       </w:r>
     </w:p>
     <w:p>
-      <w:r>
+      <w:pPr>
+        <w:spacing w:line="336" w:lineRule="auto" w:after="180"/>
+      </w:pPr>
+      <w:r>
+        <w:rPr>
+          <w:b w:val="0"/>
+        </w:rPr>
         <w:t>Notice → Predict → Explain</w:t>
       </w:r>
     </w:p>
     <w:p>
-      <w:r>
-        <w:t>Begin with visible evidence. Do not explain more than the picture and information support.</w:t>
+      <w:pPr>
+        <w:spacing w:line="336" w:lineRule="auto" w:after="180"/>
+      </w:pPr>
+      <w:r>
+        <w:rPr>
+          <w:b w:val="0"/>
+        </w:rPr>
+        <w:t xml:space="preserve">Begin with visible </w:t>
+      </w:r>
+      <w:r>
+        <w:rPr>
+          <w:b/>
+        </w:rPr>
+        <w:t>evidence</w:t>
+      </w:r>
+      <w:r>
+        <w:rPr>
+          <w:b w:val="0"/>
+        </w:rPr>
+        <w:t>. Do not explain more than the picture and information support.</w:t>
       </w:r>
     </w:p>
     <w:p>
@@ -303,18 +555,82 @@
       </w:r>
     </w:p>
     <w:p>
-      <w:r>
+      <w:pPr>
+        <w:pStyle w:val="Heading3"/>
+      </w:pPr>
+      <w:r>
+        <w:t>Start with this puzzle</w:t>
+      </w:r>
+    </w:p>
+    <w:p>
+      <w:pPr>
+        <w:spacing w:line="336" w:lineRule="auto" w:after="180"/>
+        <w:shd w:fill="F1F6FC"/>
+      </w:pPr>
+      <w:r>
+        <w:rPr>
+          <w:b w:val="0"/>
+        </w:rPr>
         <w:t>MYSTERY</w:t>
       </w:r>
     </w:p>
     <w:p>
-      <w:r>
-        <w:t>The learners must use tokens and context to solve a problem. What information do they have? What decision or calculation do they make? What would count as evidence that it worked?</w:t>
-      </w:r>
-    </w:p>
-    <w:p>
-      <w:r>
-        <w:t>Three observations (what you can point to):</w:t>
+      <w:pPr>
+        <w:spacing w:line="336" w:lineRule="auto" w:after="180"/>
+        <w:shd w:fill="F5F1FB"/>
+      </w:pPr>
+      <w:r>
+        <w:rPr>
+          <w:b w:val="0"/>
+        </w:rPr>
+        <w:t xml:space="preserve">The learners must use </w:t>
+      </w:r>
+      <w:r>
+        <w:rPr>
+          <w:b/>
+        </w:rPr>
+        <w:t>token</w:t>
+      </w:r>
+      <w:r>
+        <w:rPr>
+          <w:b w:val="0"/>
+        </w:rPr>
+        <w:t xml:space="preserve">s and context to solve a problem. What information do they have? What decision or calculation do they make? What would count as </w:t>
+      </w:r>
+      <w:r>
+        <w:rPr>
+          <w:b/>
+        </w:rPr>
+        <w:t>evidence</w:t>
+      </w:r>
+      <w:r>
+        <w:rPr>
+          <w:b w:val="0"/>
+        </w:rPr>
+        <w:t xml:space="preserve"> that it worked?</w:t>
+      </w:r>
+    </w:p>
+    <w:p>
+      <w:pPr>
+        <w:spacing w:line="336" w:lineRule="auto" w:after="180"/>
+      </w:pPr>
+      <w:r>
+        <w:rPr>
+          <w:b w:val="0"/>
+        </w:rPr>
+        <w:t xml:space="preserve">Three </w:t>
+      </w:r>
+      <w:r>
+        <w:rPr>
+          <w:b/>
+        </w:rPr>
+        <w:t>observation</w:t>
+      </w:r>
+      <w:r>
+        <w:rPr>
+          <w:b w:val="0"/>
+        </w:rPr>
+        <w:t>s (what you can point to):</w:t>
       </w:r>
     </w:p>
     <w:p>
@@ -351,8 +667,26 @@
       </w:r>
     </w:p>
     <w:p>
-      <w:r>
-        <w:t>My prediction and the clue supporting it:</w:t>
+      <w:pPr>
+        <w:spacing w:line="336" w:lineRule="auto" w:after="180"/>
+      </w:pPr>
+      <w:r>
+        <w:rPr>
+          <w:b w:val="0"/>
+        </w:rPr>
+        <w:t xml:space="preserve">My </w:t>
+      </w:r>
+      <w:r>
+        <w:rPr>
+          <w:b/>
+        </w:rPr>
+        <w:t>prediction</w:t>
+      </w:r>
+      <w:r>
+        <w:rPr>
+          <w:b w:val="0"/>
+        </w:rPr>
+        <w:t xml:space="preserve"> and the clue supporting it:</w:t>
       </w:r>
     </w:p>
     <w:p>
@@ -397,13 +731,161 @@
       </w:r>
     </w:p>
     <w:p>
-      <w:r>
-        <w:t>For this lesson only, a fictional system allows 100 total token units for input plus reserved output. Its fixed instructions use 20 units, question 10 and output reserve 20. That leaves 50 units for evidence. These are supplied counts, not word counts or a claim about any deployed model. Other systems can use different input/output accounting, so read their exact contract.</w:t>
-      </w:r>
-    </w:p>
-    <w:p>
-      <w:r>
-        <w:t>The question is: “Which room is approved for the robotics meeting, and what is its capacity?” Evidence A, a current approval notice, costs 30 units and names room B. Evidence B, the current room register, costs 20 and gives room B capacity 12. Evidence C, an old approval notice, costs 25 and names room A.</w:t>
+      <w:pPr>
+        <w:spacing w:line="336" w:lineRule="auto" w:after="180"/>
+      </w:pPr>
+      <w:r>
+        <w:rPr>
+          <w:b w:val="0"/>
+        </w:rPr>
+        <w:t xml:space="preserve">For this lesson only, a fictional system allows 100 total </w:t>
+      </w:r>
+      <w:r>
+        <w:rPr>
+          <w:b/>
+        </w:rPr>
+        <w:t>token</w:t>
+      </w:r>
+      <w:r>
+        <w:rPr>
+          <w:b w:val="0"/>
+        </w:rPr>
+        <w:t xml:space="preserve"> units for </w:t>
+      </w:r>
+      <w:r>
+        <w:rPr>
+          <w:b/>
+        </w:rPr>
+        <w:t>input</w:t>
+      </w:r>
+      <w:r>
+        <w:rPr>
+          <w:b w:val="0"/>
+        </w:rPr>
+        <w:t xml:space="preserve"> plus </w:t>
+      </w:r>
+      <w:r>
+        <w:rPr>
+          <w:b/>
+        </w:rPr>
+        <w:t>reserved output</w:t>
+      </w:r>
+      <w:r>
+        <w:rPr>
+          <w:b w:val="0"/>
+        </w:rPr>
+        <w:t xml:space="preserve">. Its fixed instructions use 20 units, question 10 and </w:t>
+      </w:r>
+      <w:r>
+        <w:rPr>
+          <w:b/>
+        </w:rPr>
+        <w:t>output</w:t>
+      </w:r>
+      <w:r>
+        <w:rPr>
+          <w:b w:val="0"/>
+        </w:rPr>
+        <w:t xml:space="preserve"> reserve 20. That leaves 50 units for </w:t>
+      </w:r>
+      <w:r>
+        <w:rPr>
+          <w:b/>
+        </w:rPr>
+        <w:t>evidence</w:t>
+      </w:r>
+      <w:r>
+        <w:rPr>
+          <w:b w:val="0"/>
+        </w:rPr>
+        <w:t>.</w:t>
+      </w:r>
+    </w:p>
+    <w:p>
+      <w:pPr>
+        <w:spacing w:line="336" w:lineRule="auto" w:after="180"/>
+      </w:pPr>
+      <w:r>
+        <w:rPr>
+          <w:b w:val="0"/>
+        </w:rPr>
+        <w:t xml:space="preserve">These are supplied counts, not word counts or a claim about any deployed model. Other systems can use different </w:t>
+      </w:r>
+      <w:r>
+        <w:rPr>
+          <w:b/>
+        </w:rPr>
+        <w:t>input</w:t>
+      </w:r>
+      <w:r>
+        <w:rPr>
+          <w:b w:val="0"/>
+        </w:rPr>
+        <w:t>/</w:t>
+      </w:r>
+      <w:r>
+        <w:rPr>
+          <w:b/>
+        </w:rPr>
+        <w:t>output</w:t>
+      </w:r>
+      <w:r>
+        <w:rPr>
+          <w:b w:val="0"/>
+        </w:rPr>
+        <w:t xml:space="preserve"> accounting, so read their exact contract.</w:t>
+      </w:r>
+    </w:p>
+    <w:p>
+      <w:pPr>
+        <w:spacing w:line="336" w:lineRule="auto" w:after="180"/>
+      </w:pPr>
+      <w:r>
+        <w:rPr>
+          <w:b w:val="0"/>
+        </w:rPr>
+        <w:t xml:space="preserve">The question is: “Which room is approved for the robotics meeting, and what is its capacity?” </w:t>
+      </w:r>
+      <w:r>
+        <w:rPr>
+          <w:b/>
+        </w:rPr>
+        <w:t>Evidence</w:t>
+      </w:r>
+      <w:r>
+        <w:rPr>
+          <w:b w:val="0"/>
+        </w:rPr>
+        <w:t xml:space="preserve"> A, a current approval notice, costs 30 units and names room B.</w:t>
+      </w:r>
+    </w:p>
+    <w:p>
+      <w:pPr>
+        <w:spacing w:line="336" w:lineRule="auto" w:after="180"/>
+      </w:pPr>
+      <w:r>
+        <w:rPr>
+          <w:b/>
+        </w:rPr>
+        <w:t>Evidence</w:t>
+      </w:r>
+      <w:r>
+        <w:rPr>
+          <w:b w:val="0"/>
+        </w:rPr>
+        <w:t xml:space="preserve"> B, the current room register, costs 20 and gives room B capacity 12. </w:t>
+      </w:r>
+      <w:r>
+        <w:rPr>
+          <w:b/>
+        </w:rPr>
+        <w:t>Evidence</w:t>
+      </w:r>
+      <w:r>
+        <w:rPr>
+          <w:b w:val="0"/>
+        </w:rPr>
+        <w:t xml:space="preserve"> C, an old approval notice, costs 25 and names room A.</w:t>
       </w:r>
     </w:p>
     <w:p>
@@ -415,13 +897,108 @@
       </w:r>
     </w:p>
     <w:p>
-      <w:r>
-        <w:t>Attention computes a weighted combination of value vectors, with weights derived from query-key compatibility. Queries, keys and values are distinct roles even when they come from the same sequence. A weight is a numerical contribution in this computation, not proof of the source’s truth or permission. This week supplies weights directly; Week 7 calculates them from scores.</w:t>
-      </w:r>
-    </w:p>
-    <w:p>
-      <w:r>
-        <w:t>Use three values V1=[2,0], V2=[0,4], V3=[4,2] with weights 0.5,0.25,0.25. Values have equal width and weights are nonnegative with sum 1. Compute each coordinate separately. No token is literally copied by this combination.</w:t>
+      <w:pPr>
+        <w:spacing w:line="336" w:lineRule="auto" w:after="180"/>
+      </w:pPr>
+      <w:r>
+        <w:rPr>
+          <w:b w:val="0"/>
+        </w:rPr>
+        <w:t xml:space="preserve">Attention computes a weighted combination of </w:t>
+      </w:r>
+      <w:r>
+        <w:rPr>
+          <w:b/>
+        </w:rPr>
+        <w:t>value</w:t>
+      </w:r>
+      <w:r>
+        <w:rPr>
+          <w:b w:val="0"/>
+        </w:rPr>
+        <w:t xml:space="preserve"> vectors, with weights derived from </w:t>
+      </w:r>
+      <w:r>
+        <w:rPr>
+          <w:b/>
+        </w:rPr>
+        <w:t>query</w:t>
+      </w:r>
+      <w:r>
+        <w:rPr>
+          <w:b w:val="0"/>
+        </w:rPr>
+        <w:t xml:space="preserve">-key compatibility. Queries, keys and </w:t>
+      </w:r>
+      <w:r>
+        <w:rPr>
+          <w:b/>
+        </w:rPr>
+        <w:t>value</w:t>
+      </w:r>
+      <w:r>
+        <w:rPr>
+          <w:b w:val="0"/>
+        </w:rPr>
+        <w:t>s are distinct roles even when they come from the same sequence.</w:t>
+      </w:r>
+    </w:p>
+    <w:p>
+      <w:pPr>
+        <w:spacing w:line="336" w:lineRule="auto" w:after="180"/>
+      </w:pPr>
+      <w:r>
+        <w:rPr>
+          <w:b w:val="0"/>
+        </w:rPr>
+        <w:t>A weight is a numerical contribution in this computation, not proof of the source’s truth or permission. This week supplies weights directly; Week 7 calculates them from scores.</w:t>
+      </w:r>
+    </w:p>
+    <w:p>
+      <w:pPr>
+        <w:spacing w:line="336" w:lineRule="auto" w:after="180"/>
+      </w:pPr>
+      <w:r>
+        <w:rPr>
+          <w:b w:val="0"/>
+        </w:rPr>
+        <w:t xml:space="preserve">Use three </w:t>
+      </w:r>
+      <w:r>
+        <w:rPr>
+          <w:b/>
+        </w:rPr>
+        <w:t>value</w:t>
+      </w:r>
+      <w:r>
+        <w:rPr>
+          <w:b w:val="0"/>
+        </w:rPr>
+        <w:t xml:space="preserve">s V1=[2,0], V2=[0,4], V3=[4,2] with weights 0.5,0.25,0.25. </w:t>
+      </w:r>
+      <w:r>
+        <w:rPr>
+          <w:b/>
+        </w:rPr>
+        <w:t>Value</w:t>
+      </w:r>
+      <w:r>
+        <w:rPr>
+          <w:b w:val="0"/>
+        </w:rPr>
+        <w:t xml:space="preserve">s have equal width and weights are nonnegative with sum 1. Compute each coordinate separately. No </w:t>
+      </w:r>
+      <w:r>
+        <w:rPr>
+          <w:b/>
+        </w:rPr>
+        <w:t>token</w:t>
+      </w:r>
+      <w:r>
+        <w:rPr>
+          <w:b w:val="0"/>
+        </w:rPr>
+        <w:t xml:space="preserve"> is literally copied by this combination.</w:t>
       </w:r>
     </w:p>
     <w:p>
@@ -434,16 +1011,69 @@
     </w:p>
     <w:p>
       <w:r>
-        <w:t>VISUAL MECHANISM</w:t>
-      </w:r>
-    </w:p>
-    <w:p>
-      <w:r>
-        <w:t>Input → Process → Output</w:t>
-      </w:r>
-    </w:p>
-    <w:p>
-      <w:r>
+        <w:t>Follow the mechanism for Tokens and Context. Connect each labelled input, deciding step and result.</w:t>
+      </w:r>
+    </w:p>
+    <w:p>
+      <w:pPr>
+        <w:spacing w:line="336" w:lineRule="auto" w:after="180"/>
+      </w:pPr>
+      <w:r>
+        <w:rPr>
+          <w:b/>
+        </w:rPr>
+        <w:t xml:space="preserve">VISUAL </w:t>
+      </w:r>
+      <w:r>
+        <w:rPr>
+          <w:b/>
+        </w:rPr>
+        <w:t>MECHANISM</w:t>
+      </w:r>
+    </w:p>
+    <w:p>
+      <w:pPr>
+        <w:spacing w:line="336" w:lineRule="auto" w:after="180"/>
+      </w:pPr>
+      <w:r>
+        <w:rPr>
+          <w:b/>
+        </w:rPr>
+        <w:t>Input</w:t>
+      </w:r>
+      <w:r>
+        <w:rPr>
+          <w:b w:val="0"/>
+        </w:rPr>
+        <w:t xml:space="preserve"> → </w:t>
+      </w:r>
+      <w:r>
+        <w:rPr>
+          <w:b/>
+        </w:rPr>
+        <w:t>Process</w:t>
+      </w:r>
+      <w:r>
+        <w:rPr>
+          <w:b w:val="0"/>
+        </w:rPr>
+        <w:t xml:space="preserve"> → </w:t>
+      </w:r>
+      <w:r>
+        <w:rPr>
+          <w:b/>
+        </w:rPr>
+        <w:t>Output</w:t>
+      </w:r>
+    </w:p>
+    <w:p>
+      <w:pPr>
+        <w:spacing w:line="336" w:lineRule="auto" w:after="180"/>
+      </w:pPr>
+      <w:r>
+        <w:rPr>
+          <w:b w:val="0"/>
+        </w:rPr>
         <w:t>Trace the information. At each stage, ask what changed and how you could test it.</w:t>
       </w:r>
     </w:p>
@@ -484,7 +1114,13 @@
       </w:r>
     </w:p>
     <w:p>
-      <w:r>
+      <w:pPr>
+        <w:spacing w:line="336" w:lineRule="auto" w:after="180"/>
+      </w:pPr>
+      <w:r>
+        <w:rPr>
+          <w:b w:val="0"/>
+        </w:rPr>
         <w:t>↓</w:t>
       </w:r>
     </w:p>
@@ -525,7 +1161,13 @@
       </w:r>
     </w:p>
     <w:p>
-      <w:r>
+      <w:pPr>
+        <w:spacing w:line="336" w:lineRule="auto" w:after="180"/>
+      </w:pPr>
+      <w:r>
+        <w:rPr>
+          <w:b w:val="0"/>
+        </w:rPr>
         <w:t>↓</w:t>
       </w:r>
     </w:p>
@@ -566,7 +1208,13 @@
       </w:r>
     </w:p>
     <w:p>
-      <w:r>
+      <w:pPr>
+        <w:spacing w:line="336" w:lineRule="auto" w:after="180"/>
+      </w:pPr>
+      <w:r>
+        <w:rPr>
+          <w:b w:val="0"/>
+        </w:rPr>
         <w:t>Which stage could fail even when the other two are correct? Explain:</w:t>
       </w:r>
     </w:p>
@@ -755,8 +1403,37 @@
       </w:tr>
     </w:tbl>
     <w:p>
-      <w:r>
-        <w:t>A+B costs 50 and fits exactly. Together they support both requested claims. A+C costs 55 and exceeds the evidence budget, while C+B fits at 45 but supplies an outdated room decision. A cheap set is not necessarily an adequate set. Preserve document IDs, versions and dates alongside content.</w:t>
+      <w:pPr>
+        <w:spacing w:line="336" w:lineRule="auto" w:after="180"/>
+      </w:pPr>
+      <w:r>
+        <w:rPr>
+          <w:b w:val="0"/>
+        </w:rPr>
+        <w:t xml:space="preserve">A+B costs 50 and fits exactly. Together they support both requested claims. A+C costs 55 and exceeds the </w:t>
+      </w:r>
+      <w:r>
+        <w:rPr>
+          <w:b/>
+        </w:rPr>
+        <w:t>evidence</w:t>
+      </w:r>
+      <w:r>
+        <w:rPr>
+          <w:b w:val="0"/>
+        </w:rPr>
+        <w:t xml:space="preserve"> budget, while C+B fits at 45 but supplies an outdated room decision.</w:t>
+      </w:r>
+    </w:p>
+    <w:p>
+      <w:pPr>
+        <w:spacing w:line="336" w:lineRule="auto" w:after="180"/>
+      </w:pPr>
+      <w:r>
+        <w:rPr>
+          <w:b w:val="0"/>
+        </w:rPr>
+        <w:t>A cheap set is not necessarily an adequate set. Preserve document IDs, versions and dates alongside content.</w:t>
       </w:r>
     </w:p>
     <w:p>
@@ -1067,8 +1744,49 @@
       </w:tr>
     </w:tbl>
     <w:p>
-      <w:r>
-        <w:t>Adding the weighted vectors gives [2,1.5]. The same weights applied to different values can give a different result; the same values with different weights can also change it. For example weights 0,1,0 yield V2=[0,4]. The result is a representation to be used by later operations, not automatically a generated word.</w:t>
+      <w:pPr>
+        <w:spacing w:line="336" w:lineRule="auto" w:after="180"/>
+      </w:pPr>
+      <w:r>
+        <w:rPr>
+          <w:b w:val="0"/>
+        </w:rPr>
+        <w:t xml:space="preserve">Adding the weighted vectors gives [2,1.5]. The same weights applied to different </w:t>
+      </w:r>
+      <w:r>
+        <w:rPr>
+          <w:b/>
+        </w:rPr>
+        <w:t>value</w:t>
+      </w:r>
+      <w:r>
+        <w:rPr>
+          <w:b w:val="0"/>
+        </w:rPr>
+        <w:t xml:space="preserve">s can give a different result; the same </w:t>
+      </w:r>
+      <w:r>
+        <w:rPr>
+          <w:b/>
+        </w:rPr>
+        <w:t>value</w:t>
+      </w:r>
+      <w:r>
+        <w:rPr>
+          <w:b w:val="0"/>
+        </w:rPr>
+        <w:t>s with different weights can also change it. For example weights 0,1,0 yield V2=[0,4].</w:t>
+      </w:r>
+    </w:p>
+    <w:p>
+      <w:pPr>
+        <w:spacing w:line="336" w:lineRule="auto" w:after="180"/>
+      </w:pPr>
+      <w:r>
+        <w:rPr>
+          <w:b w:val="0"/>
+        </w:rPr>
+        <w:t>The result is a representation to be used by later operations, not automatically a generated word.</w:t>
       </w:r>
     </w:p>
     <w:p>
@@ -1236,8 +1954,26 @@
       </w:r>
     </w:p>
     <w:p>
-      <w:r>
-        <w:t>Point to the input, the deciding step and the result in this week’s visual. Explain the same step in ordinary words. A picture helps when you can say what each part represents.</w:t>
+      <w:pPr>
+        <w:spacing w:line="336" w:lineRule="auto" w:after="180"/>
+      </w:pPr>
+      <w:r>
+        <w:rPr>
+          <w:b w:val="0"/>
+        </w:rPr>
+        <w:t xml:space="preserve">Point to the </w:t>
+      </w:r>
+      <w:r>
+        <w:rPr>
+          <w:b/>
+        </w:rPr>
+        <w:t>input</w:t>
+      </w:r>
+      <w:r>
+        <w:rPr>
+          <w:b w:val="0"/>
+        </w:rPr>
+        <w:t>, the deciding step and the result in this week’s visual. Explain the same step in ordinary words. A picture helps when you can say what each part represents.</w:t>
       </w:r>
     </w:p>
     <w:p>
@@ -1250,16 +1986,54 @@
     </w:p>
     <w:p>
       <w:r>
+        <w:t>Compare the supplied cases for Tokens and Context. Identify the detail that changes the conclusion.</w:t>
+      </w:r>
+    </w:p>
+    <w:p>
+      <w:pPr>
+        <w:pStyle w:val="Heading3"/>
+      </w:pPr>
+      <w:r>
+        <w:t>The case to investigate</w:t>
+      </w:r>
+    </w:p>
+    <w:p>
+      <w:pPr>
+        <w:spacing w:line="336" w:lineRule="auto" w:after="180"/>
+        <w:shd w:fill="F1F6FC"/>
+      </w:pPr>
+      <w:r>
+        <w:rPr>
+          <w:b w:val="0"/>
+        </w:rPr>
         <w:t>CASE GALLERY</w:t>
       </w:r>
     </w:p>
     <w:p>
-      <w:r>
-        <w:t>Four Tests, Four Kinds of Evidence</w:t>
-      </w:r>
-    </w:p>
-    <w:p>
-      <w:r>
+      <w:pPr>
+        <w:spacing w:line="336" w:lineRule="auto" w:after="180"/>
+      </w:pPr>
+      <w:r>
+        <w:rPr>
+          <w:b w:val="0"/>
+        </w:rPr>
+        <w:t xml:space="preserve">Four Tests, Four Kinds of </w:t>
+      </w:r>
+      <w:r>
+        <w:rPr>
+          <w:b/>
+        </w:rPr>
+        <w:t>Evidence</w:t>
+      </w:r>
+    </w:p>
+    <w:p>
+      <w:pPr>
+        <w:spacing w:line="336" w:lineRule="auto" w:after="180"/>
+      </w:pPr>
+      <w:r>
+        <w:rPr>
+          <w:b w:val="0"/>
+        </w:rPr>
         <w:t>A system is not understood until it survives more than one comfortable example.</w:t>
       </w:r>
     </w:p>
@@ -1336,8 +2110,47 @@
       </w:r>
     </w:p>
     <w:p>
-      <w:r>
-        <w:t>NORMAL CASE: predict and name evidence.     BOUNDARY CASE: predict and name evidence.</w:t>
+      <w:pPr>
+        <w:pStyle w:val="Heading3"/>
+      </w:pPr>
+      <w:r>
+        <w:t>The normal case</w:t>
+      </w:r>
+    </w:p>
+    <w:p>
+      <w:pPr>
+        <w:spacing w:line="336" w:lineRule="auto" w:after="180"/>
+        <w:shd w:fill="F1F6FC"/>
+      </w:pPr>
+      <w:r>
+        <w:rPr>
+          <w:b w:val="0"/>
+        </w:rPr>
+        <w:t xml:space="preserve">NORMAL CASE: predict and name </w:t>
+      </w:r>
+      <w:r>
+        <w:rPr>
+          <w:b/>
+        </w:rPr>
+        <w:t>evidence</w:t>
+      </w:r>
+      <w:r>
+        <w:rPr>
+          <w:b w:val="0"/>
+        </w:rPr>
+        <w:t xml:space="preserve">.     BOUNDARY CASE: predict and name </w:t>
+      </w:r>
+      <w:r>
+        <w:rPr>
+          <w:b/>
+        </w:rPr>
+        <w:t>evidence</w:t>
+      </w:r>
+      <w:r>
+        <w:rPr>
+          <w:b w:val="0"/>
+        </w:rPr>
+        <w:t>.</w:t>
       </w:r>
     </w:p>
     <w:p>
@@ -1413,12 +2226,58 @@
       </w:r>
     </w:p>
     <w:p>
-      <w:r>
-        <w:t>MISSING INFORMATION: predict and name evidence.     TRANSFER CASE: predict and name evidence.</w:t>
-      </w:r>
-    </w:p>
-    <w:p>
-      <w:r>
+      <w:pPr>
+        <w:pStyle w:val="Heading3"/>
+      </w:pPr>
+      <w:r>
+        <w:t>Check missing information</w:t>
+      </w:r>
+    </w:p>
+    <w:p>
+      <w:pPr>
+        <w:spacing w:line="336" w:lineRule="auto" w:after="180"/>
+        <w:shd w:fill="FFF5E6"/>
+      </w:pPr>
+      <w:r>
+        <w:rPr>
+          <w:b w:val="0"/>
+        </w:rPr>
+        <w:t xml:space="preserve">MISSING INFORMATION: predict and name </w:t>
+      </w:r>
+      <w:r>
+        <w:rPr>
+          <w:b/>
+        </w:rPr>
+        <w:t>evidence</w:t>
+      </w:r>
+      <w:r>
+        <w:rPr>
+          <w:b w:val="0"/>
+        </w:rPr>
+        <w:t xml:space="preserve">.     TRANSFER CASE: predict and name </w:t>
+      </w:r>
+      <w:r>
+        <w:rPr>
+          <w:b/>
+        </w:rPr>
+        <w:t>evidence</w:t>
+      </w:r>
+      <w:r>
+        <w:rPr>
+          <w:b w:val="0"/>
+        </w:rPr>
+        <w:t>.</w:t>
+      </w:r>
+    </w:p>
+    <w:p>
+      <w:pPr>
+        <w:spacing w:line="336" w:lineRule="auto" w:after="180"/>
+        <w:shd w:fill="F5F1FB"/>
+      </w:pPr>
+      <w:r>
+        <w:rPr>
+          <w:b w:val="0"/>
+        </w:rPr>
         <w:t>Which case is most likely to reveal a hidden assumption? Why?</w:t>
       </w:r>
     </w:p>
@@ -1464,18 +2323,105 @@
       </w:r>
     </w:p>
     <w:p>
-      <w:r>
+      <w:pPr>
+        <w:pStyle w:val="Heading3"/>
+      </w:pPr>
+      <w:r>
+        <w:t>Change one thing</w:t>
+      </w:r>
+    </w:p>
+    <w:p>
+      <w:pPr>
+        <w:spacing w:line="336" w:lineRule="auto" w:after="180"/>
+        <w:shd w:fill="F5F1FB"/>
+      </w:pPr>
+      <w:r>
+        <w:rPr>
+          <w:b w:val="0"/>
+        </w:rPr>
         <w:t>Change: Increase B’s cost to 30 with all other costs fixed.</w:t>
       </w:r>
     </w:p>
     <w:p>
-      <w:r>
-        <w:t>Prediction: A+B costs 48 and no longer fits the 45-token evidence capacity.</w:t>
-      </w:r>
-    </w:p>
-    <w:p>
-      <w:r>
-        <w:t>Reason: Do not silently omit the exception; use an approved source-preserving summary, another retrieval step or an honest incomplete-evidence response.</w:t>
+      <w:pPr>
+        <w:pStyle w:val="Heading3"/>
+      </w:pPr>
+      <w:r>
+        <w:t>Predicted result</w:t>
+      </w:r>
+    </w:p>
+    <w:p>
+      <w:pPr>
+        <w:spacing w:line="336" w:lineRule="auto" w:after="180"/>
+        <w:shd w:fill="F1F6FC"/>
+      </w:pPr>
+      <w:r>
+        <w:rPr>
+          <w:b/>
+        </w:rPr>
+        <w:t>Prediction</w:t>
+      </w:r>
+      <w:r>
+        <w:rPr>
+          <w:b w:val="0"/>
+        </w:rPr>
+        <w:t>: A+B costs 48 and no longer fits the 45-</w:t>
+      </w:r>
+      <w:r>
+        <w:rPr>
+          <w:b/>
+        </w:rPr>
+        <w:t>token</w:t>
+      </w:r>
+      <w:r>
+        <w:rPr>
+          <w:b w:val="0"/>
+        </w:rPr>
+        <w:t xml:space="preserve"> </w:t>
+      </w:r>
+      <w:r>
+        <w:rPr>
+          <w:b/>
+        </w:rPr>
+        <w:t>evidence</w:t>
+      </w:r>
+      <w:r>
+        <w:rPr>
+          <w:b w:val="0"/>
+        </w:rPr>
+        <w:t xml:space="preserve"> capacity.</w:t>
+      </w:r>
+    </w:p>
+    <w:p>
+      <w:pPr>
+        <w:pStyle w:val="Heading3"/>
+      </w:pPr>
+      <w:r>
+        <w:t>Why the result follows</w:t>
+      </w:r>
+    </w:p>
+    <w:p>
+      <w:pPr>
+        <w:spacing w:line="336" w:lineRule="auto" w:after="180"/>
+        <w:shd w:fill="F1F6FC"/>
+      </w:pPr>
+      <w:r>
+        <w:rPr>
+          <w:b w:val="0"/>
+        </w:rPr>
+        <w:t>Reason: Do not silently omit the exception; use an approved source-preserving summary, another retrieval step or an honest incomplete-</w:t>
+      </w:r>
+      <w:r>
+        <w:rPr>
+          <w:b/>
+        </w:rPr>
+        <w:t>evidence</w:t>
+      </w:r>
+      <w:r>
+        <w:rPr>
+          <w:b w:val="0"/>
+        </w:rPr>
+        <w:t xml:space="preserve"> response.</w:t>
       </w:r>
     </w:p>
     <w:p>
@@ -1488,16 +2434,39 @@
     </w:p>
     <w:p>
       <w:r>
+        <w:t>Use the vocabulary of Tokens and Context to explain a concrete decision, rather than only memorising definitions.</w:t>
+      </w:r>
+    </w:p>
+    <w:p>
+      <w:pPr>
+        <w:spacing w:line="336" w:lineRule="auto" w:after="180"/>
+      </w:pPr>
+      <w:r>
+        <w:rPr>
+          <w:b/>
+        </w:rPr>
         <w:t>VOCABULARY LAB</w:t>
       </w:r>
     </w:p>
     <w:p>
-      <w:r>
+      <w:pPr>
+        <w:spacing w:line="336" w:lineRule="auto" w:after="180"/>
+      </w:pPr>
+      <w:r>
+        <w:rPr>
+          <w:b w:val="0"/>
+        </w:rPr>
         <w:t>Words You Can Use to Reason</w:t>
       </w:r>
     </w:p>
     <w:p>
-      <w:r>
+      <w:pPr>
+        <w:spacing w:line="336" w:lineRule="auto" w:after="180"/>
+      </w:pPr>
+      <w:r>
+        <w:rPr>
+          <w:b w:val="0"/>
+        </w:rPr>
         <w:t>A definition matters when you can recognize the idea, use it, and contrast it with a near-miss.</w:t>
       </w:r>
     </w:p>
@@ -2064,17 +3033,58 @@
     </w:p>
     <w:p>
       <w:r>
-        <w:t>WORKED EVIDENCE</w:t>
-      </w:r>
-    </w:p>
-    <w:p>
-      <w:r>
+        <w:t>Follow the worked trace for Tokens and Context, predict a step, then compare with its explanation.</w:t>
+      </w:r>
+    </w:p>
+    <w:p>
+      <w:pPr>
+        <w:spacing w:line="336" w:lineRule="auto" w:after="180"/>
+      </w:pPr>
+      <w:r>
+        <w:rPr>
+          <w:b/>
+        </w:rPr>
+        <w:t xml:space="preserve">WORKED </w:t>
+      </w:r>
+      <w:r>
+        <w:rPr>
+          <w:b/>
+        </w:rPr>
+        <w:t>EVIDENCE</w:t>
+      </w:r>
+    </w:p>
+    <w:p>
+      <w:pPr>
+        <w:spacing w:line="336" w:lineRule="auto" w:after="180"/>
+      </w:pPr>
+      <w:r>
+        <w:rPr>
+          <w:b w:val="0"/>
+        </w:rPr>
         <w:t>Reason Step by Step</w:t>
       </w:r>
     </w:p>
     <w:p>
-      <w:r>
-        <w:t>Predict first. Then check each step. A correct answer without visible reasoning is incomplete evidence.</w:t>
+      <w:pPr>
+        <w:spacing w:line="336" w:lineRule="auto" w:after="180"/>
+      </w:pPr>
+      <w:r>
+        <w:rPr>
+          <w:b w:val="0"/>
+        </w:rPr>
+        <w:t xml:space="preserve">Predict first. Then check each step. A correct answer without visible reasoning is incomplete </w:t>
+      </w:r>
+      <w:r>
+        <w:rPr>
+          <w:b/>
+        </w:rPr>
+        <w:t>evidence</w:t>
+      </w:r>
+      <w:r>
+        <w:rPr>
+          <w:b w:val="0"/>
+        </w:rPr>
+        <w:t>.</w:t>
       </w:r>
     </w:p>
     <w:p>
@@ -2114,27 +3124,97 @@
       </w:r>
     </w:p>
     <w:p>
-      <w:r>
-        <w:t>1. A sentence becomes token pieces, not a stored human thought.</w:t>
-      </w:r>
-    </w:p>
-    <w:p>
-      <w:r>
-        <w:t>2. The model uses visible tokens to predict the next token.</w:t>
-      </w:r>
-    </w:p>
-    <w:p>
-      <w:r>
+      <w:pPr>
+        <w:spacing w:line="336" w:lineRule="auto" w:after="180"/>
+        <w:shd w:fill="F4F9FC"/>
+      </w:pPr>
+      <w:r>
+        <w:rPr>
+          <w:b w:val="0"/>
+        </w:rPr>
+        <w:t xml:space="preserve">1. A sentence becomes </w:t>
+      </w:r>
+      <w:r>
+        <w:rPr>
+          <w:b/>
+        </w:rPr>
+        <w:t>token</w:t>
+      </w:r>
+      <w:r>
+        <w:rPr>
+          <w:b w:val="0"/>
+        </w:rPr>
+        <w:t xml:space="preserve"> pieces, not a stored human thought.</w:t>
+      </w:r>
+    </w:p>
+    <w:p>
+      <w:pPr>
+        <w:spacing w:line="336" w:lineRule="auto" w:after="180"/>
+        <w:shd w:fill="F4F9FC"/>
+      </w:pPr>
+      <w:r>
+        <w:rPr>
+          <w:b w:val="0"/>
+        </w:rPr>
+        <w:t xml:space="preserve">2. The model uses visible </w:t>
+      </w:r>
+      <w:r>
+        <w:rPr>
+          <w:b/>
+        </w:rPr>
+        <w:t>token</w:t>
+      </w:r>
+      <w:r>
+        <w:rPr>
+          <w:b w:val="0"/>
+        </w:rPr>
+        <w:t xml:space="preserve">s to predict the next </w:t>
+      </w:r>
+      <w:r>
+        <w:rPr>
+          <w:b/>
+        </w:rPr>
+        <w:t>token</w:t>
+      </w:r>
+      <w:r>
+        <w:rPr>
+          <w:b w:val="0"/>
+        </w:rPr>
+        <w:t>.</w:t>
+      </w:r>
+    </w:p>
+    <w:p>
+      <w:pPr>
+        <w:spacing w:line="336" w:lineRule="auto" w:after="180"/>
+        <w:shd w:fill="F4F9FC"/>
+      </w:pPr>
+      <w:r>
+        <w:rPr>
+          <w:b w:val="0"/>
+        </w:rPr>
         <w:t>3. Remove the definition from context: the same question becomes ambiguous.</w:t>
       </w:r>
     </w:p>
     <w:p>
-      <w:r>
+      <w:pPr>
+        <w:spacing w:line="336" w:lineRule="auto" w:after="180"/>
+        <w:shd w:fill="F4F9FC"/>
+      </w:pPr>
+      <w:r>
+        <w:rPr>
+          <w:b w:val="0"/>
+        </w:rPr>
         <w:t>4. More context helps only when it is relevant, accurate, and within the window.</w:t>
       </w:r>
     </w:p>
     <w:p>
-      <w:r>
+      <w:pPr>
+        <w:spacing w:line="336" w:lineRule="auto" w:after="180"/>
+      </w:pPr>
+      <w:r>
+        <w:rPr>
+          <w:b w:val="0"/>
+        </w:rPr>
         <w:t>Recalculate, retrace, or restate the reasoning in your own representation:</w:t>
       </w:r>
     </w:p>
@@ -2172,8 +3252,27 @@
       </w:r>
     </w:p>
     <w:p>
-      <w:r>
-        <w:t>CHECK  Did the evidence answer the exact question? Did the total, path, or source record stay consistent?</w:t>
+      <w:pPr>
+        <w:spacing w:line="336" w:lineRule="auto" w:after="180"/>
+        <w:shd w:fill="F5F1FB"/>
+      </w:pPr>
+      <w:r>
+        <w:rPr>
+          <w:b w:val="0"/>
+        </w:rPr>
+        <w:t xml:space="preserve">CHECK  Did the </w:t>
+      </w:r>
+      <w:r>
+        <w:rPr>
+          <w:b/>
+        </w:rPr>
+        <w:t>evidence</w:t>
+      </w:r>
+      <w:r>
+        <w:rPr>
+          <w:b w:val="0"/>
+        </w:rPr>
+        <w:t xml:space="preserve"> answer the exact question? Did the total, path, or source record stay consistent?</w:t>
       </w:r>
     </w:p>
     <w:p>
@@ -2185,43 +3284,231 @@
       </w:r>
     </w:p>
     <w:p>
-      <w:r>
-        <w:t>A source may contain an exception after a general statement. Cutting off the last paragraph can reverse its practical meaning. Selection should preserve the passages needed to interpret the requested fact, including scope, version and exceptions. If complete relevant evidence cannot fit, retrieve a smaller authoritative passage or request clarification rather than silently remove a qualifying condition.</w:t>
-      </w:r>
-    </w:p>
-    <w:p>
-      <w:r>
-        <w:t>Including a document in context does not prove the generated answer uses it correctly. After generation, check each claim against its source. A source’s instruction-like content also does not acquire authority just because it fits in the evidence budget.</w:t>
-      </w:r>
-    </w:p>
-    <w:p>
       <w:pPr>
         <w:pStyle w:val="Heading3"/>
       </w:pPr>
       <w:r>
+        <w:t>Worked explanation · Tokens and Context</w:t>
+      </w:r>
+    </w:p>
+    <w:p>
+      <w:pPr>
+        <w:spacing w:line="336" w:lineRule="auto" w:after="180"/>
+        <w:shd w:fill="F1F6FC"/>
+      </w:pPr>
+      <w:r>
+        <w:rPr>
+          <w:b w:val="0"/>
+        </w:rPr>
+        <w:t>A source may contain an exception after a general statement. Cutting off the last paragraph can reverse its practical meaning.</w:t>
+      </w:r>
+    </w:p>
+    <w:p>
+      <w:pPr>
+        <w:spacing w:line="336" w:lineRule="auto" w:after="180"/>
+        <w:shd w:fill="F1F6FC"/>
+      </w:pPr>
+      <w:r>
+        <w:rPr>
+          <w:b w:val="0"/>
+        </w:rPr>
+        <w:t>Selection should preserve the passages needed to interpret the requested fact, including scope, version and exceptions.</w:t>
+      </w:r>
+    </w:p>
+    <w:p>
+      <w:pPr>
+        <w:spacing w:line="336" w:lineRule="auto" w:after="180"/>
+        <w:shd w:fill="F1F6FC"/>
+      </w:pPr>
+      <w:r>
+        <w:rPr>
+          <w:b w:val="0"/>
+        </w:rPr>
+        <w:t xml:space="preserve">If complete relevant </w:t>
+      </w:r>
+      <w:r>
+        <w:rPr>
+          <w:b/>
+        </w:rPr>
+        <w:t>evidence</w:t>
+      </w:r>
+      <w:r>
+        <w:rPr>
+          <w:b w:val="0"/>
+        </w:rPr>
+        <w:t xml:space="preserve"> cannot fit, retrieve a smaller authoritative passage or request clarification rather than silently remove a qualifying condition.</w:t>
+      </w:r>
+    </w:p>
+    <w:p>
+      <w:pPr>
+        <w:spacing w:line="336" w:lineRule="auto" w:after="180"/>
+      </w:pPr>
+      <w:r>
+        <w:rPr>
+          <w:b w:val="0"/>
+        </w:rPr>
+        <w:t>Including a document in context does not prove the generated answer uses it correctly. After generation, check each claim against its source.</w:t>
+      </w:r>
+    </w:p>
+    <w:p>
+      <w:pPr>
+        <w:spacing w:line="336" w:lineRule="auto" w:after="180"/>
+      </w:pPr>
+      <w:r>
+        <w:rPr>
+          <w:b w:val="0"/>
+        </w:rPr>
+        <w:t xml:space="preserve">A source’s instruction-like content also does not acquire authority just because it fits in the </w:t>
+      </w:r>
+      <w:r>
+        <w:rPr>
+          <w:b/>
+        </w:rPr>
+        <w:t>evidence</w:t>
+      </w:r>
+      <w:r>
+        <w:rPr>
+          <w:b w:val="0"/>
+        </w:rPr>
+        <w:t xml:space="preserve"> budget.</w:t>
+      </w:r>
+    </w:p>
+    <w:p>
+      <w:pPr>
+        <w:pStyle w:val="Heading3"/>
+      </w:pPr>
+      <w:r>
         <w:t>Apply the connected idea: Attention as weighted information selection</w:t>
       </w:r>
     </w:p>
     <w:p>
-      <w:r>
-        <w:t>Suppose V3 is a future position unavailable to the current autoregressive step. The mask excludes it. For this supplied-weight example, renormalise the permitted weights 0.5 and 0.25 by their total 0.75, giving 2/3 and 1/3. The result becomes [4/3,4/3]. Merely setting V3’s contribution to zero while keeping the old weights produces [1,1], whose retained weights sum to 0.75; that is not the specified normalised combination.</w:t>
-      </w:r>
-    </w:p>
-    <w:p>
-      <w:r>
-        <w:t>If every position is excluded, the permitted total is zero. This contract reports no available value rather than dividing by zero or silently using a future position. A real implementation needs its own documented handling for empty masks. A causal mask restricts information paths; it does not make retrieved content factually trustworthy.</w:t>
-      </w:r>
-    </w:p>
-    <w:p>
       <w:pPr>
         <w:pStyle w:val="Heading3"/>
       </w:pPr>
       <w:r>
+        <w:t>Worked explanation · Tokens and Context</w:t>
+      </w:r>
+    </w:p>
+    <w:p>
+      <w:pPr>
+        <w:spacing w:line="336" w:lineRule="auto" w:after="180"/>
+        <w:shd w:fill="F1F6FC"/>
+      </w:pPr>
+      <w:r>
+        <w:rPr>
+          <w:b w:val="0"/>
+        </w:rPr>
+        <w:t xml:space="preserve">Suppose V3 is a future position unavailable to the current autoregressive step. The </w:t>
+      </w:r>
+      <w:r>
+        <w:rPr>
+          <w:b/>
+        </w:rPr>
+        <w:t>mask</w:t>
+      </w:r>
+      <w:r>
+        <w:rPr>
+          <w:b w:val="0"/>
+        </w:rPr>
+        <w:t xml:space="preserve"> excludes it. For this supplied-weight example, renormalise the permitted weights 0.5 and 0.25 by their total 0.75, giving 2/3 and 1/3.</w:t>
+      </w:r>
+    </w:p>
+    <w:p>
+      <w:pPr>
+        <w:spacing w:line="336" w:lineRule="auto" w:after="180"/>
+        <w:shd w:fill="F1F6FC"/>
+      </w:pPr>
+      <w:r>
+        <w:rPr>
+          <w:b w:val="0"/>
+        </w:rPr>
+        <w:t>The result becomes [4/3,4/3]. Merely setting V3’s contribution to zero while keeping the old weights produces [1,1], whose retained weights sum to 0.75; that is not the specified normalised combination.</w:t>
+      </w:r>
+    </w:p>
+    <w:p>
+      <w:pPr>
+        <w:pStyle w:val="Heading3"/>
+      </w:pPr>
+      <w:r>
+        <w:t>Worked explanation · Tokens and Context</w:t>
+      </w:r>
+    </w:p>
+    <w:p>
+      <w:pPr>
+        <w:spacing w:line="336" w:lineRule="auto" w:after="180"/>
+        <w:shd w:fill="F1F6FC"/>
+      </w:pPr>
+      <w:r>
+        <w:rPr>
+          <w:b w:val="0"/>
+        </w:rPr>
+        <w:t xml:space="preserve">If every position is excluded, the permitted total is zero. This contract reports no available </w:t>
+      </w:r>
+      <w:r>
+        <w:rPr>
+          <w:b/>
+        </w:rPr>
+        <w:t>value</w:t>
+      </w:r>
+      <w:r>
+        <w:rPr>
+          <w:b w:val="0"/>
+        </w:rPr>
+        <w:t xml:space="preserve"> rather than dividing by zero or silently using a future position.</w:t>
+      </w:r>
+    </w:p>
+    <w:p>
+      <w:pPr>
+        <w:spacing w:line="336" w:lineRule="auto" w:after="180"/>
+        <w:shd w:fill="F1F6FC"/>
+      </w:pPr>
+      <w:r>
+        <w:rPr>
+          <w:b w:val="0"/>
+        </w:rPr>
+        <w:t xml:space="preserve">A real implementation needs its own documented handling for empty </w:t>
+      </w:r>
+      <w:r>
+        <w:rPr>
+          <w:b/>
+        </w:rPr>
+        <w:t>mask</w:t>
+      </w:r>
+      <w:r>
+        <w:rPr>
+          <w:b w:val="0"/>
+        </w:rPr>
+        <w:t xml:space="preserve">s. A causal </w:t>
+      </w:r>
+      <w:r>
+        <w:rPr>
+          <w:b/>
+        </w:rPr>
+        <w:t>mask</w:t>
+      </w:r>
+      <w:r>
+        <w:rPr>
+          <w:b w:val="0"/>
+        </w:rPr>
+        <w:t xml:space="preserve"> restricts information paths; it does not make retrieved content factually trustworthy.</w:t>
+      </w:r>
+    </w:p>
+    <w:p>
+      <w:pPr>
+        <w:pStyle w:val="Heading3"/>
+      </w:pPr>
+      <w:r>
         <w:t>Learn from the worked case</w:t>
       </w:r>
     </w:p>
     <w:p>
-      <w:r>
+      <w:pPr>
+        <w:spacing w:line="336" w:lineRule="auto" w:after="180"/>
+      </w:pPr>
+      <w:r>
+        <w:rPr>
+          <w:b w:val="0"/>
+        </w:rPr>
         <w:t>Cover the result before checking it. Say what is given, choose the procedure, and follow one step at a time. Then uncover the result and explain your first mismatch. Ask why a step is allowed, not only what number it produces.</w:t>
       </w:r>
     </w:p>
@@ -2234,8 +3521,26 @@
       </w:r>
     </w:p>
     <w:p>
-      <w:r>
-        <w:t>A fictional assistant has a small context budget for answering an event-capacity question.</w:t>
+      <w:pPr>
+        <w:spacing w:line="336" w:lineRule="auto" w:after="180"/>
+      </w:pPr>
+      <w:r>
+        <w:rPr>
+          <w:b w:val="0"/>
+        </w:rPr>
+        <w:t xml:space="preserve">A fictional assistant has a small </w:t>
+      </w:r>
+      <w:r>
+        <w:rPr>
+          <w:b/>
+        </w:rPr>
+        <w:t>context budget</w:t>
+      </w:r>
+      <w:r>
+        <w:rPr>
+          <w:b w:val="0"/>
+        </w:rPr>
+        <w:t xml:space="preserve"> for answering an event-capacity question.</w:t>
       </w:r>
     </w:p>
     <w:p>
@@ -2247,12 +3552,78 @@
       </w:r>
     </w:p>
     <w:p>
-      <w:r>
-        <w:t>Total budget 100 toy tokens; instructions 20, question 10, output reserve 25. Evidence capacity is the remainder.</w:t>
-      </w:r>
-    </w:p>
-    <w:p>
-      <w:r>
+      <w:pPr>
+        <w:pStyle w:val="Heading3"/>
+      </w:pPr>
+      <w:r>
+        <w:t>Supplied facts</w:t>
+      </w:r>
+    </w:p>
+    <w:p>
+      <w:pPr>
+        <w:spacing w:line="336" w:lineRule="auto" w:after="180"/>
+        <w:shd w:fill="F1F6FC"/>
+      </w:pPr>
+      <w:r>
+        <w:rPr>
+          <w:b w:val="0"/>
+        </w:rPr>
+        <w:t xml:space="preserve">Total budget 100 toy </w:t>
+      </w:r>
+      <w:r>
+        <w:rPr>
+          <w:b/>
+        </w:rPr>
+        <w:t>token</w:t>
+      </w:r>
+      <w:r>
+        <w:rPr>
+          <w:b w:val="0"/>
+        </w:rPr>
+        <w:t xml:space="preserve">s; instructions 20, question 10, </w:t>
+      </w:r>
+      <w:r>
+        <w:rPr>
+          <w:b/>
+        </w:rPr>
+        <w:t>output</w:t>
+      </w:r>
+      <w:r>
+        <w:rPr>
+          <w:b w:val="0"/>
+        </w:rPr>
+        <w:t xml:space="preserve"> reserve 25. </w:t>
+      </w:r>
+      <w:r>
+        <w:rPr>
+          <w:b/>
+        </w:rPr>
+        <w:t>Evidence</w:t>
+      </w:r>
+      <w:r>
+        <w:rPr>
+          <w:b w:val="0"/>
+        </w:rPr>
+        <w:t xml:space="preserve"> capacity is the remainder.</w:t>
+      </w:r>
+    </w:p>
+    <w:p>
+      <w:pPr>
+        <w:pStyle w:val="Heading3"/>
+      </w:pPr>
+      <w:r>
+        <w:t>Supplied facts</w:t>
+      </w:r>
+    </w:p>
+    <w:p>
+      <w:pPr>
+        <w:spacing w:line="336" w:lineRule="auto" w:after="180"/>
+        <w:shd w:fill="F1F6FC"/>
+      </w:pPr>
+      <w:r>
+        <w:rPr>
+          <w:b w:val="0"/>
+        </w:rPr>
         <w:t>Current capacity record A costs 18; its safety exception B costs 20; unrelated slogan C costs 12. A says 20 seats; B caps this event at 12.</w:t>
       </w:r>
     </w:p>
@@ -2474,30 +3845,156 @@
       </w:r>
     </w:p>
     <w:p>
-      <w:r>
-        <w:t>A context window limits how much information is available in one model call. Selecting the shortest passage is not always sufficient: an exception can change the meaning of a general statement. Keep the relevant source relationship visible. Toy token costs are supplied here; real token counts depend on the model’s tokenizer.</w:t>
-      </w:r>
-    </w:p>
-    <w:p>
       <w:pPr>
         <w:pStyle w:val="Heading3"/>
       </w:pPr>
       <w:r>
+        <w:t>Why the result follows</w:t>
+      </w:r>
+    </w:p>
+    <w:p>
+      <w:pPr>
+        <w:spacing w:line="336" w:lineRule="auto" w:after="180"/>
+        <w:shd w:fill="F1F6FC"/>
+      </w:pPr>
+      <w:r>
+        <w:rPr>
+          <w:b w:val="0"/>
+        </w:rPr>
+        <w:t xml:space="preserve">A </w:t>
+      </w:r>
+      <w:r>
+        <w:rPr>
+          <w:b/>
+        </w:rPr>
+        <w:t>context window</w:t>
+      </w:r>
+      <w:r>
+        <w:rPr>
+          <w:b w:val="0"/>
+        </w:rPr>
+        <w:t xml:space="preserve"> limits how much information is available in one model call. Selecting the shortest passage is not always sufficient: an exception can change the meaning of a general statement.</w:t>
+      </w:r>
+    </w:p>
+    <w:p>
+      <w:pPr>
+        <w:spacing w:line="336" w:lineRule="auto" w:after="180"/>
+        <w:shd w:fill="F1F6FC"/>
+      </w:pPr>
+      <w:r>
+        <w:rPr>
+          <w:b w:val="0"/>
+        </w:rPr>
+        <w:t xml:space="preserve">Keep the relevant source relationship visible. Toy </w:t>
+      </w:r>
+      <w:r>
+        <w:rPr>
+          <w:b/>
+        </w:rPr>
+        <w:t>token</w:t>
+      </w:r>
+      <w:r>
+        <w:rPr>
+          <w:b w:val="0"/>
+        </w:rPr>
+        <w:t xml:space="preserve"> costs are supplied here; real </w:t>
+      </w:r>
+      <w:r>
+        <w:rPr>
+          <w:b/>
+        </w:rPr>
+        <w:t>token</w:t>
+      </w:r>
+      <w:r>
+        <w:rPr>
+          <w:b w:val="0"/>
+        </w:rPr>
+        <w:t xml:space="preserve"> counts depend on the model’s </w:t>
+      </w:r>
+      <w:r>
+        <w:rPr>
+          <w:b/>
+        </w:rPr>
+        <w:t>token</w:t>
+      </w:r>
+      <w:r>
+        <w:rPr>
+          <w:b w:val="0"/>
+        </w:rPr>
+        <w:t>izer.</w:t>
+      </w:r>
+    </w:p>
+    <w:p>
+      <w:pPr>
+        <w:pStyle w:val="Heading3"/>
+      </w:pPr>
+      <w:r>
         <w:t>What this example does not establish</w:t>
       </w:r>
     </w:p>
     <w:p>
-      <w:r>
-        <w:t>Fitting in context does not guarantee attention, correct interpretation or accurate generation.</w:t>
-      </w:r>
-    </w:p>
-    <w:p>
-      <w:r>
+      <w:pPr>
+        <w:pStyle w:val="Heading3"/>
+      </w:pPr>
+      <w:r>
+        <w:t>Keep the stated limit</w:t>
+      </w:r>
+    </w:p>
+    <w:p>
+      <w:pPr>
+        <w:spacing w:line="336" w:lineRule="auto" w:after="180"/>
+        <w:shd w:fill="FFF5E6"/>
+      </w:pPr>
+      <w:r>
+        <w:rPr>
+          <w:b/>
+        </w:rPr>
+        <w:t>Fitting</w:t>
+      </w:r>
+      <w:r>
+        <w:rPr>
+          <w:b w:val="0"/>
+        </w:rPr>
+        <w:t xml:space="preserve"> in context does not guarantee attention, correct interpretation or accurate generation.</w:t>
+      </w:r>
+    </w:p>
+    <w:p>
+      <w:pPr>
+        <w:pStyle w:val="Heading3"/>
+      </w:pPr>
+      <w:r>
+        <w:t>Keep the stated limit</w:t>
+      </w:r>
+    </w:p>
+    <w:p>
+      <w:pPr>
+        <w:spacing w:line="336" w:lineRule="auto" w:after="180"/>
+        <w:shd w:fill="FFF5E6"/>
+      </w:pPr>
+      <w:r>
+        <w:rPr>
+          <w:b w:val="0"/>
+        </w:rPr>
         <w:t>Read the labelled picture: Can A alone justify answering 20 seats after the exception is known?</w:t>
       </w:r>
     </w:p>
     <w:p>
-      <w:r>
+      <w:pPr>
+        <w:pStyle w:val="Heading3"/>
+      </w:pPr>
+      <w:r>
+        <w:t>Keep the stated limit</w:t>
+      </w:r>
+    </w:p>
+    <w:p>
+      <w:pPr>
+        <w:spacing w:line="336" w:lineRule="auto" w:after="180"/>
+        <w:shd w:fill="FFF5E6"/>
+      </w:pPr>
+      <w:r>
+        <w:rPr>
+          <w:b w:val="0"/>
+        </w:rPr>
         <w:t>Change one thing: Increase B’s cost to 30 with all other costs fixed. Predict the result before checking the explanation. What remains the same?</w:t>
       </w:r>
     </w:p>
@@ -2511,17 +4008,61 @@
     </w:p>
     <w:p>
       <w:r>
+        <w:t>Find the unsupported step in the Tokens and Context claim and explain a repair using the supplied evidence.</w:t>
+      </w:r>
+    </w:p>
+    <w:p>
+      <w:pPr>
+        <w:pStyle w:val="Heading3"/>
+      </w:pPr>
+      <w:r>
+        <w:t>Find the first error</w:t>
+      </w:r>
+    </w:p>
+    <w:p>
+      <w:pPr>
+        <w:spacing w:line="336" w:lineRule="auto" w:after="180"/>
+        <w:shd w:fill="FFF5E6"/>
+      </w:pPr>
+      <w:r>
+        <w:rPr>
+          <w:b w:val="0"/>
+        </w:rPr>
         <w:t>ERROR DETECTIVE</w:t>
       </w:r>
     </w:p>
     <w:p>
-      <w:r>
+      <w:pPr>
+        <w:spacing w:line="336" w:lineRule="auto" w:after="180"/>
+      </w:pPr>
+      <w:r>
+        <w:rPr>
+          <w:b w:val="0"/>
+        </w:rPr>
         <w:t>Compare → Diagnose → Repair</w:t>
       </w:r>
     </w:p>
     <w:p>
-      <w:r>
-        <w:t>Do not patch the answer. Find the earliest unsupported assumption, wrong step, or weak evidence.</w:t>
+      <w:pPr>
+        <w:spacing w:line="336" w:lineRule="auto" w:after="180"/>
+      </w:pPr>
+      <w:r>
+        <w:rPr>
+          <w:b w:val="0"/>
+        </w:rPr>
+        <w:t xml:space="preserve">Do not patch the answer. Find the earliest unsupported assumption, wrong step, or weak </w:t>
+      </w:r>
+      <w:r>
+        <w:rPr>
+          <w:b/>
+        </w:rPr>
+        <w:t>evidence</w:t>
+      </w:r>
+      <w:r>
+        <w:rPr>
+          <w:b w:val="0"/>
+        </w:rPr>
+        <w:t>.</w:t>
       </w:r>
     </w:p>
     <w:p>
@@ -2771,7 +4312,14 @@
       </w:tr>
     </w:tbl>
     <w:p>
-      <w:r>
+      <w:pPr>
+        <w:spacing w:line="336" w:lineRule="auto" w:after="180"/>
+        <w:shd w:fill="F5F1FB"/>
+      </w:pPr>
+      <w:r>
+        <w:rPr>
+          <w:b w:val="0"/>
+        </w:rPr>
         <w:t>Repair one cause. Why is this repair better than changing several things?</w:t>
       </w:r>
     </w:p>
@@ -2817,15 +4365,42 @@
       </w:r>
     </w:p>
     <w:p>
-      <w:r>
-        <w:t>If room approval is missing, do not infer it from capacity. If sources conflict without a documented current version, report the conflict or ask the responsible person. Keep the requested claim, budget calculation, selected source IDs and unresolved facts in the record. This classroom accounting develops the reasoning without needing a live model.</w:t>
-      </w:r>
-    </w:p>
-    <w:p>
       <w:pPr>
         <w:pStyle w:val="Heading3"/>
       </w:pPr>
       <w:r>
+        <w:t>Check the claim against the facts</w:t>
+      </w:r>
+    </w:p>
+    <w:p>
+      <w:pPr>
+        <w:spacing w:line="336" w:lineRule="auto" w:after="180"/>
+        <w:shd w:fill="FFF5E6"/>
+      </w:pPr>
+      <w:r>
+        <w:rPr>
+          <w:b w:val="0"/>
+        </w:rPr>
+        <w:t>If room approval is missing, do not infer it from capacity. If sources conflict without a documented current version, report the conflict or ask the responsible person.</w:t>
+      </w:r>
+    </w:p>
+    <w:p>
+      <w:pPr>
+        <w:spacing w:line="336" w:lineRule="auto" w:after="180"/>
+        <w:shd w:fill="FFF5E6"/>
+      </w:pPr>
+      <w:r>
+        <w:rPr>
+          <w:b w:val="0"/>
+        </w:rPr>
+        <w:t>Keep the requested claim, budget calculation, selected source IDs and unresolved facts in the record. This classroom accounting develops the reasoning without needing a live model.</w:t>
+      </w:r>
+    </w:p>
+    <w:p>
+      <w:pPr>
+        <w:pStyle w:val="Heading3"/>
+      </w:pPr>
+      <w:r>
         <w:t>Exit: A is unavailable and B gives only room capacity. Write a response that reports the supported fact without claiming the meeting is approved there.</w:t>
       </w:r>
     </w:p>
@@ -2863,15 +4438,54 @@
       </w:r>
     </w:p>
     <w:p>
-      <w:r>
-        <w:t>A large weight means a large coefficient in this particular weighted sum. It is not a complete explanation of the whole network, which may contain other heads, transformations and residual paths. It also does not establish that the high-weight source is true. Trace the actual values and downstream use before making a broader claim.</w:t>
-      </w:r>
-    </w:p>
-    <w:p>
       <w:pPr>
         <w:pStyle w:val="Heading3"/>
       </w:pPr>
       <w:r>
+        <w:t>Check the claim against the facts</w:t>
+      </w:r>
+    </w:p>
+    <w:p>
+      <w:pPr>
+        <w:spacing w:line="336" w:lineRule="auto" w:after="180"/>
+        <w:shd w:fill="FFF5E6"/>
+      </w:pPr>
+      <w:r>
+        <w:rPr>
+          <w:b w:val="0"/>
+        </w:rPr>
+        <w:t>A large weight means a large coefficient in this particular weighted sum. It is not a complete explanation of the whole network, which may contain other heads, transformations and residual paths.</w:t>
+      </w:r>
+    </w:p>
+    <w:p>
+      <w:pPr>
+        <w:spacing w:line="336" w:lineRule="auto" w:after="180"/>
+        <w:shd w:fill="FFF5E6"/>
+      </w:pPr>
+      <w:r>
+        <w:rPr>
+          <w:b w:val="0"/>
+        </w:rPr>
+        <w:t xml:space="preserve">It also does not establish that the high-weight source is true. Trace the actual </w:t>
+      </w:r>
+      <w:r>
+        <w:rPr>
+          <w:b/>
+        </w:rPr>
+        <w:t>value</w:t>
+      </w:r>
+      <w:r>
+        <w:rPr>
+          <w:b w:val="0"/>
+        </w:rPr>
+        <w:t>s and downstream use before making a broader claim.</w:t>
+      </w:r>
+    </w:p>
+    <w:p>
+      <w:pPr>
+        <w:pStyle w:val="Heading3"/>
+      </w:pPr>
+      <w:r>
         <w:t>Exit: a team says a 0.9 attention weight proves a document is correct and allows following its instructions. Explain the two unsupported inferences.</w:t>
       </w:r>
     </w:p>
@@ -2910,16 +4524,39 @@
     </w:p>
     <w:p>
       <w:r>
+        <w:t>Practise Tokens and Context with support, then explain the deciding step in your own words.</w:t>
+      </w:r>
+    </w:p>
+    <w:p>
+      <w:pPr>
+        <w:spacing w:line="336" w:lineRule="auto" w:after="180"/>
+      </w:pPr>
+      <w:r>
+        <w:rPr>
+          <w:b/>
+        </w:rPr>
         <w:t>LOGIC STUDIO</w:t>
       </w:r>
     </w:p>
     <w:p>
-      <w:r>
+      <w:pPr>
+        <w:spacing w:line="336" w:lineRule="auto" w:after="180"/>
+      </w:pPr>
+      <w:r>
+        <w:rPr>
+          <w:b w:val="0"/>
+        </w:rPr>
         <w:t>Specify Before You Run</w:t>
       </w:r>
     </w:p>
     <w:p>
-      <w:r>
+      <w:pPr>
+        <w:spacing w:line="336" w:lineRule="auto" w:after="180"/>
+      </w:pPr>
+      <w:r>
+        <w:rPr>
+          <w:b w:val="0"/>
+        </w:rPr>
         <w:t>Prompts, schemas, retrieval, tool calls, and code are inspectable parts of one AI product.</w:t>
       </w:r>
     </w:p>
@@ -2960,8 +4597,26 @@
       </w:r>
     </w:p>
     <w:p>
-      <w:r>
-        <w:t>SET task, audience, constraints, output_schema</w:t>
+      <w:pPr>
+        <w:spacing w:line="336" w:lineRule="auto" w:after="180"/>
+      </w:pPr>
+      <w:r>
+        <w:rPr>
+          <w:b w:val="0"/>
+        </w:rPr>
+        <w:t xml:space="preserve">SET task, audience, constraints, </w:t>
+      </w:r>
+      <w:r>
+        <w:rPr>
+          <w:b/>
+        </w:rPr>
+        <w:t>output</w:t>
+      </w:r>
+      <w:r>
+        <w:rPr>
+          <w:b w:val="0"/>
+        </w:rPr>
+        <w:t>_schema</w:t>
         <w:br/>
         <w:t>LOAD approved_context or retrieval_result</w:t>
         <w:br/>
@@ -2969,14 +4624,57 @@
         <w:br/>
         <w:t>VALIDATE fields, claims, citations, and safety</w:t>
         <w:br/>
-        <w:t>IF evidence missing: ask, retrieve, or abstain</w:t>
+        <w:t xml:space="preserve">IF </w:t>
+      </w:r>
+      <w:r>
+        <w:rPr>
+          <w:b/>
+        </w:rPr>
+        <w:t>evidence</w:t>
+      </w:r>
+      <w:r>
+        <w:rPr>
+          <w:b w:val="0"/>
+        </w:rPr>
+        <w:t xml:space="preserve"> missing: ask, retrieve, or abstain</w:t>
         <w:br/>
-        <w:t>RETURN useful output + source trail + limitations</w:t>
-      </w:r>
-    </w:p>
-    <w:p>
-      <w:r>
-        <w:t>Trace one input. Which line changes the state or chooses a path?</w:t>
+        <w:t xml:space="preserve">RETURN useful </w:t>
+      </w:r>
+      <w:r>
+        <w:rPr>
+          <w:b/>
+        </w:rPr>
+        <w:t>output</w:t>
+      </w:r>
+      <w:r>
+        <w:rPr>
+          <w:b w:val="0"/>
+        </w:rPr>
+        <w:t xml:space="preserve"> + source trail + limitations</w:t>
+      </w:r>
+    </w:p>
+    <w:p>
+      <w:pPr>
+        <w:spacing w:line="336" w:lineRule="auto" w:after="180"/>
+        <w:shd w:fill="F5F1FB"/>
+      </w:pPr>
+      <w:r>
+        <w:rPr>
+          <w:b w:val="0"/>
+        </w:rPr>
+        <w:t xml:space="preserve">Trace one </w:t>
+      </w:r>
+      <w:r>
+        <w:rPr>
+          <w:b/>
+        </w:rPr>
+        <w:t>input</w:t>
+      </w:r>
+      <w:r>
+        <w:rPr>
+          <w:b w:val="0"/>
+        </w:rPr>
+        <w:t>. Which line changes the state or chooses a path?</w:t>
       </w:r>
     </w:p>
     <w:p>
@@ -3021,8 +4719,49 @@
       </w:r>
     </w:p>
     <w:p>
-      <w:r>
-        <w:t>Supported total 80, fixed instructions 15, question 10 and reserved output 15 leave 40 units. Two complete relevant passages cost 18 and 22, fitting exactly. A third irrelevant passage costs 8; adding it would exceed the stated total. A short summary can reduce size but must retain claim-supporting qualifiers and be checked against the original.</w:t>
+      <w:pPr>
+        <w:spacing w:line="336" w:lineRule="auto" w:after="180"/>
+      </w:pPr>
+      <w:r>
+        <w:rPr>
+          <w:b w:val="0"/>
+        </w:rPr>
+        <w:t xml:space="preserve">Supported total 80, fixed instructions 15, question 10 and </w:t>
+      </w:r>
+      <w:r>
+        <w:rPr>
+          <w:b/>
+        </w:rPr>
+        <w:t>reserved output</w:t>
+      </w:r>
+      <w:r>
+        <w:rPr>
+          <w:b w:val="0"/>
+        </w:rPr>
+        <w:t xml:space="preserve"> 15 leave 40 units. Two complete relevant passages cost 18 and 22, </w:t>
+      </w:r>
+      <w:r>
+        <w:rPr>
+          <w:b/>
+        </w:rPr>
+        <w:t>fitting</w:t>
+      </w:r>
+      <w:r>
+        <w:rPr>
+          <w:b w:val="0"/>
+        </w:rPr>
+        <w:t xml:space="preserve"> exactly.</w:t>
+      </w:r>
+    </w:p>
+    <w:p>
+      <w:pPr>
+        <w:spacing w:line="336" w:lineRule="auto" w:after="180"/>
+      </w:pPr>
+      <w:r>
+        <w:rPr>
+          <w:b w:val="0"/>
+        </w:rPr>
+        <w:t>A third irrelevant passage costs 8; adding it would exceed the stated total. A short summary can reduce size but must retain claim-supporting qualifiers and be checked against the original.</w:t>
       </w:r>
     </w:p>
     <w:p>
@@ -3067,8 +4806,49 @@
       </w:r>
     </w:p>
     <w:p>
-      <w:r>
-        <w:t>Supported values A=[6,0], B=[0,3], weights 1/3 and 2/3. Their weighted combination is [2,2]. Masking B leaves A with normalised weight 1 and result [6,0]. This is a different information set, not a numerical repair to the original result.</w:t>
+      <w:pPr>
+        <w:spacing w:line="336" w:lineRule="auto" w:after="180"/>
+      </w:pPr>
+      <w:r>
+        <w:rPr>
+          <w:b w:val="0"/>
+        </w:rPr>
+        <w:t xml:space="preserve">Supported </w:t>
+      </w:r>
+      <w:r>
+        <w:rPr>
+          <w:b/>
+        </w:rPr>
+        <w:t>value</w:t>
+      </w:r>
+      <w:r>
+        <w:rPr>
+          <w:b w:val="0"/>
+        </w:rPr>
+        <w:t xml:space="preserve">s A=[6,0], B=[0,3], weights 1/3 and 2/3. Their weighted combination is [2,2]. </w:t>
+      </w:r>
+      <w:r>
+        <w:rPr>
+          <w:b/>
+        </w:rPr>
+        <w:t>Mask</w:t>
+      </w:r>
+      <w:r>
+        <w:rPr>
+          <w:b w:val="0"/>
+        </w:rPr>
+        <w:t>ing B leaves A with normalised weight 1 and result [6,0].</w:t>
+      </w:r>
+    </w:p>
+    <w:p>
+      <w:pPr>
+        <w:spacing w:line="336" w:lineRule="auto" w:after="180"/>
+      </w:pPr>
+      <w:r>
+        <w:rPr>
+          <w:b w:val="0"/>
+        </w:rPr>
+        <w:t>This is a different information set, not a numerical repair to the original result.</w:t>
       </w:r>
     </w:p>
     <w:p>
@@ -3113,8 +4893,38 @@
       </w:r>
     </w:p>
     <w:p>
-      <w:r>
-        <w:t>Use workbook W2 for the connected example “Context limits and evidence selection”. First fill the input and rule boxes. Try the middle steps before asking for a hint. After a hint, try the next step yourself.</w:t>
+      <w:pPr>
+        <w:spacing w:line="336" w:lineRule="auto" w:after="180"/>
+      </w:pPr>
+      <w:r>
+        <w:rPr>
+          <w:b w:val="0"/>
+        </w:rPr>
+        <w:t xml:space="preserve">Use workbook W2 for the connected example “Context limits and </w:t>
+      </w:r>
+      <w:r>
+        <w:rPr>
+          <w:b/>
+        </w:rPr>
+        <w:t>evidence selection</w:t>
+      </w:r>
+      <w:r>
+        <w:rPr>
+          <w:b w:val="0"/>
+        </w:rPr>
+        <w:t xml:space="preserve">”. First fill the </w:t>
+      </w:r>
+      <w:r>
+        <w:rPr>
+          <w:b/>
+        </w:rPr>
+        <w:t>input</w:t>
+      </w:r>
+      <w:r>
+        <w:rPr>
+          <w:b w:val="0"/>
+        </w:rPr>
+        <w:t xml:space="preserve"> and rule boxes. Try the middle steps before asking for a hint. After a hint, try the next step yourself.</w:t>
       </w:r>
     </w:p>
     <w:tbl>
@@ -3197,7 +5007,13 @@
       </w:tr>
     </w:tbl>
     <w:p>
-      <w:r>
+      <w:pPr>
+        <w:spacing w:line="336" w:lineRule="auto" w:after="180"/>
+      </w:pPr>
+      <w:r>
+        <w:rPr>
+          <w:b w:val="0"/>
+        </w:rPr>
         <w:t>Explain your trace to a partner. Your partner points to one step to check. Swap roles on the next case. Each person writes their own explanation.</w:t>
       </w:r>
     </w:p>
@@ -3210,12 +5026,59 @@
       </w:r>
     </w:p>
     <w:p>
-      <w:r>
-        <w:t>Use the worked case for Context limits and evidence selection. Proposed explanation: “Token count equals word count”. Decide whether this explanation is supported. Point to the step or supplied fact that decides; explain your repair if needed.</w:t>
-      </w:r>
-    </w:p>
-    <w:p>
-      <w:r>
+      <w:pPr>
+        <w:spacing w:line="336" w:lineRule="auto" w:after="180"/>
+      </w:pPr>
+      <w:r>
+        <w:rPr>
+          <w:b w:val="0"/>
+        </w:rPr>
+        <w:t xml:space="preserve">Use the worked case for Context limits and </w:t>
+      </w:r>
+      <w:r>
+        <w:rPr>
+          <w:b/>
+        </w:rPr>
+        <w:t>evidence selection</w:t>
+      </w:r>
+      <w:r>
+        <w:rPr>
+          <w:b w:val="0"/>
+        </w:rPr>
+        <w:t>. Proposed explanation: “</w:t>
+      </w:r>
+      <w:r>
+        <w:rPr>
+          <w:b/>
+        </w:rPr>
+        <w:t>Token</w:t>
+      </w:r>
+      <w:r>
+        <w:rPr>
+          <w:b w:val="0"/>
+        </w:rPr>
+        <w:t xml:space="preserve"> count equals word count”. Decide whether this explanation is supported.</w:t>
+      </w:r>
+    </w:p>
+    <w:p>
+      <w:pPr>
+        <w:spacing w:line="336" w:lineRule="auto" w:after="180"/>
+      </w:pPr>
+      <w:r>
+        <w:rPr>
+          <w:b w:val="0"/>
+        </w:rPr>
+        <w:t>Point to the step or supplied fact that decides; explain your repair if needed.</w:t>
+      </w:r>
+    </w:p>
+    <w:p>
+      <w:pPr>
+        <w:spacing w:line="336" w:lineRule="auto" w:after="180"/>
+      </w:pPr>
+      <w:r>
+        <w:rPr>
+          <w:b w:val="0"/>
+        </w:rPr>
         <w:t>Answer on your own before discussion. If you are unsure, say which step you need help with.</w:t>
       </w:r>
     </w:p>
@@ -3228,8 +5091,32 @@
       </w:r>
     </w:p>
     <w:p>
-      <w:r>
-        <w:t>Use its named workbook W2. Identify the given inputs, try the middle steps with less help, then explain your trace. Check this claim before group discussion: Attention copies the highest-weight token</w:t>
+      <w:pPr>
+        <w:spacing w:line="336" w:lineRule="auto" w:after="180"/>
+      </w:pPr>
+      <w:r>
+        <w:rPr>
+          <w:b w:val="0"/>
+        </w:rPr>
+        <w:t xml:space="preserve">Use its named workbook W2. Identify the given </w:t>
+      </w:r>
+      <w:r>
+        <w:rPr>
+          <w:b/>
+        </w:rPr>
+        <w:t>input</w:t>
+      </w:r>
+      <w:r>
+        <w:rPr>
+          <w:b w:val="0"/>
+        </w:rPr>
+        <w:t xml:space="preserve">s, try the middle steps with less help, then explain your trace. Check this claim before group discussion: Attention copies the highest-weight </w:t>
+      </w:r>
+      <w:r>
+        <w:rPr>
+          <w:b/>
+        </w:rPr>
+        <w:t>token</w:t>
       </w:r>
     </w:p>
     <w:p>
@@ -3241,7 +5128,14 @@
       </w:r>
     </w:p>
     <w:p>
-      <w:r>
+      <w:pPr>
+        <w:spacing w:line="336" w:lineRule="auto" w:after="180"/>
+        <w:shd w:fill="F5F1FB"/>
+      </w:pPr>
+      <w:r>
+        <w:rPr>
+          <w:b w:val="0"/>
+        </w:rPr>
         <w:t>Can A alone justify answering 20 seats after the exception is known?</w:t>
       </w:r>
     </w:p>
@@ -3274,7 +5168,13 @@
       </w:r>
     </w:p>
     <w:p>
-      <w:r>
+      <w:pPr>
+        <w:spacing w:line="336" w:lineRule="auto" w:after="180"/>
+      </w:pPr>
+      <w:r>
+        <w:rPr>
+          <w:b w:val="0"/>
+        </w:rPr>
         <w:t>This is supported practice. Keep the separately named independent case for an attempt before feedback.</w:t>
       </w:r>
     </w:p>
@@ -3288,16 +5188,45 @@
     </w:p>
     <w:p>
       <w:r>
-        <w:t>EVIDENCE LAB</w:t>
-      </w:r>
-    </w:p>
-    <w:p>
-      <w:r>
+        <w:t>Investigate Tokens and Context. Record the prediction, actual observation or labelled paper trace, explanation and next test separately.</w:t>
+      </w:r>
+    </w:p>
+    <w:p>
+      <w:pPr>
+        <w:spacing w:line="336" w:lineRule="auto" w:after="180"/>
+      </w:pPr>
+      <w:r>
+        <w:rPr>
+          <w:b/>
+        </w:rPr>
+        <w:t>EVIDENCE</w:t>
+      </w:r>
+      <w:r>
+        <w:rPr>
+          <w:b/>
+        </w:rPr>
+        <w:t xml:space="preserve"> LAB</w:t>
+      </w:r>
+    </w:p>
+    <w:p>
+      <w:pPr>
+        <w:spacing w:line="336" w:lineRule="auto" w:after="180"/>
+      </w:pPr>
+      <w:r>
+        <w:rPr>
+          <w:b w:val="0"/>
+        </w:rPr>
         <w:t>Predict → Test → Record → Explain</w:t>
       </w:r>
     </w:p>
     <w:p>
-      <w:r>
+      <w:pPr>
+        <w:spacing w:line="336" w:lineRule="auto" w:after="180"/>
+      </w:pPr>
+      <w:r>
+        <w:rPr>
+          <w:b w:val="0"/>
+        </w:rPr>
         <w:t>Keep expected and actual results separate. Surprises are useful data when recorded honestly.</w:t>
       </w:r>
     </w:p>
@@ -3338,8 +5267,20 @@
       </w:r>
     </w:p>
     <w:p>
-      <w:r>
-        <w:t>Tokenize names, punctuation, emojis, and compound words; then hide different context cards and compare predicted continuations.</w:t>
+      <w:pPr>
+        <w:spacing w:line="336" w:lineRule="auto" w:after="180"/>
+      </w:pPr>
+      <w:r>
+        <w:rPr>
+          <w:b/>
+        </w:rPr>
+        <w:t>Token</w:t>
+      </w:r>
+      <w:r>
+        <w:rPr>
+          <w:b w:val="0"/>
+        </w:rPr>
+        <w:t>ize names, punctuation, emojis, and compound words; then hide different context cards and compare predicted continuations.</w:t>
       </w:r>
     </w:p>
     <w:tbl>
@@ -3588,7 +5529,14 @@
       </w:tr>
     </w:tbl>
     <w:p>
-      <w:r>
+      <w:pPr>
+        <w:spacing w:line="336" w:lineRule="auto" w:after="180"/>
+        <w:shd w:fill="F5F1FB"/>
+      </w:pPr>
+      <w:r>
+        <w:rPr>
+          <w:b w:val="0"/>
+        </w:rPr>
         <w:t>What did the hardest test teach you that the normal test did not?</w:t>
       </w:r>
     </w:p>
@@ -3634,7 +5582,13 @@
       </w:r>
     </w:p>
     <w:p>
-      <w:r>
+      <w:pPr>
+        <w:spacing w:line="336" w:lineRule="auto" w:after="180"/>
+      </w:pPr>
+      <w:r>
+        <w:rPr>
+          <w:b w:val="0"/>
+        </w:rPr>
         <w:t>Before trying: what do I expect, and why? While trying: which step could first go wrong? Afterwards: what did I actually observe, and what should change? Keep “not run” if you only traced the procedure.</w:t>
       </w:r>
     </w:p>
@@ -3648,17 +5602,52 @@
     </w:p>
     <w:p>
       <w:r>
+        <w:t>Move from recall to tracing, diagnosis and transfer in Tokens and Context. Explain why each step is justified.</w:t>
+      </w:r>
+    </w:p>
+    <w:p>
+      <w:pPr>
+        <w:spacing w:line="336" w:lineRule="auto" w:after="180"/>
+      </w:pPr>
+      <w:r>
+        <w:rPr>
+          <w:b/>
+        </w:rPr>
         <w:t>MASTERY</w:t>
       </w:r>
     </w:p>
     <w:p>
-      <w:r>
+      <w:pPr>
+        <w:spacing w:line="336" w:lineRule="auto" w:after="180"/>
+      </w:pPr>
+      <w:r>
+        <w:rPr>
+          <w:b w:val="0"/>
+        </w:rPr>
         <w:t>From Knowing the Word to Owning the Idea</w:t>
       </w:r>
     </w:p>
     <w:p>
-      <w:r>
-        <w:t>Move upward only when you can produce evidence without copying the worked example.</w:t>
+      <w:pPr>
+        <w:spacing w:line="336" w:lineRule="auto" w:after="180"/>
+      </w:pPr>
+      <w:r>
+        <w:rPr>
+          <w:b w:val="0"/>
+        </w:rPr>
+        <w:t xml:space="preserve">Move upward only when you can produce </w:t>
+      </w:r>
+      <w:r>
+        <w:rPr>
+          <w:b/>
+        </w:rPr>
+        <w:t>evidence</w:t>
+      </w:r>
+      <w:r>
+        <w:rPr>
+          <w:b w:val="0"/>
+        </w:rPr>
+        <w:t xml:space="preserve"> without copying the worked example.</w:t>
       </w:r>
     </w:p>
     <w:p>
@@ -3698,33 +5687,93 @@
       </w:r>
     </w:p>
     <w:p>
-      <w:r>
+      <w:pPr>
+        <w:spacing w:line="336" w:lineRule="auto" w:after="180"/>
+      </w:pPr>
+      <w:r>
+        <w:rPr>
+          <w:b w:val="0"/>
+        </w:rPr>
         <w:t>1 • NAME: Define the concept without repeating the textbook.</w:t>
       </w:r>
     </w:p>
     <w:p>
-      <w:r>
-        <w:t>2 • TRACE: Show the information, state, branch, calculation, or evidence path.</w:t>
-      </w:r>
-    </w:p>
-    <w:p>
-      <w:r>
+      <w:pPr>
+        <w:spacing w:line="336" w:lineRule="auto" w:after="180"/>
+      </w:pPr>
+      <w:r>
+        <w:rPr>
+          <w:b w:val="0"/>
+        </w:rPr>
+        <w:t xml:space="preserve">2 • TRACE: Show the information, state, branch, calculation, or </w:t>
+      </w:r>
+      <w:r>
+        <w:rPr>
+          <w:b/>
+        </w:rPr>
+        <w:t>evidence</w:t>
+      </w:r>
+      <w:r>
+        <w:rPr>
+          <w:b w:val="0"/>
+        </w:rPr>
+        <w:t xml:space="preserve"> path.</w:t>
+      </w:r>
+    </w:p>
+    <w:p>
+      <w:pPr>
+        <w:spacing w:line="336" w:lineRule="auto" w:after="180"/>
+      </w:pPr>
+      <w:r>
+        <w:rPr>
+          <w:b w:val="0"/>
+        </w:rPr>
         <w:t>3 • APPLY: Solve a different example independently.</w:t>
       </w:r>
     </w:p>
     <w:p>
-      <w:r>
+      <w:pPr>
+        <w:spacing w:line="336" w:lineRule="auto" w:after="180"/>
+      </w:pPr>
+      <w:r>
+        <w:rPr>
+          <w:b w:val="0"/>
+        </w:rPr>
         <w:t>4 • CHALLENGE: Find a boundary case, counterexample, or unfair outcome.</w:t>
       </w:r>
     </w:p>
     <w:p>
-      <w:r>
+      <w:pPr>
+        <w:spacing w:line="336" w:lineRule="auto" w:after="180"/>
+      </w:pPr>
+      <w:r>
+        <w:rPr>
+          <w:b w:val="0"/>
+        </w:rPr>
         <w:t>5 • EXPLAIN LIMITS: Say when the result should not be trusted or used alone.</w:t>
       </w:r>
     </w:p>
     <w:p>
-      <w:r>
-        <w:t>My strongest evidence of independent understanding:</w:t>
+      <w:pPr>
+        <w:spacing w:line="336" w:lineRule="auto" w:after="180"/>
+      </w:pPr>
+      <w:r>
+        <w:rPr>
+          <w:b w:val="0"/>
+        </w:rPr>
+        <w:t xml:space="preserve">My strongest </w:t>
+      </w:r>
+      <w:r>
+        <w:rPr>
+          <w:b/>
+        </w:rPr>
+        <w:t>evidence</w:t>
+      </w:r>
+      <w:r>
+        <w:rPr>
+          <w:b w:val="0"/>
+        </w:rPr>
+        <w:t xml:space="preserve"> of independent understanding:</w:t>
       </w:r>
     </w:p>
     <w:p>
@@ -3770,16 +5819,39 @@
     </w:p>
     <w:p>
       <w:r>
+        <w:t>Apply this week’s idea to Verified Study Buddy. Keep an annotated decision and the evidence supporting it.</w:t>
+      </w:r>
+    </w:p>
+    <w:p>
+      <w:pPr>
+        <w:spacing w:line="336" w:lineRule="auto" w:after="180"/>
+      </w:pPr>
+      <w:r>
+        <w:rPr>
+          <w:b/>
+        </w:rPr>
         <w:t>CUMULATIVE PROJECT</w:t>
       </w:r>
     </w:p>
     <w:p>
-      <w:r>
+      <w:pPr>
+        <w:spacing w:line="336" w:lineRule="auto" w:after="180"/>
+      </w:pPr>
+      <w:r>
+        <w:rPr>
+          <w:b w:val="0"/>
+        </w:rPr>
         <w:t>Verified Study Buddy</w:t>
       </w:r>
     </w:p>
     <w:p>
-      <w:r>
+      <w:pPr>
+        <w:spacing w:line="336" w:lineRule="auto" w:after="180"/>
+      </w:pPr>
+      <w:r>
+        <w:rPr>
+          <w:b w:val="0"/>
+        </w:rPr>
         <w:t>Every week adds one inspectable piece. The system must show how it reached a result.</w:t>
       </w:r>
     </w:p>
@@ -3820,17 +5892,63 @@
       </w:r>
     </w:p>
     <w:p>
-      <w:r>
-        <w:t>THIS WEEK’S CHECKPOINT  Keep the learner’s question, approved source excerpt, and output rules inside the active context.</w:t>
-      </w:r>
-    </w:p>
-    <w:p>
-      <w:r>
-        <w:t>SYSTEM MAP  Learner need → prompt/schema → approved sources/retrieval → model/tool → structured answer → verification → human decision</w:t>
-      </w:r>
-    </w:p>
-    <w:p>
-      <w:r>
+      <w:pPr>
+        <w:spacing w:line="336" w:lineRule="auto" w:after="180"/>
+      </w:pPr>
+      <w:r>
+        <w:rPr>
+          <w:b w:val="0"/>
+        </w:rPr>
+        <w:t xml:space="preserve">THIS WEEK’S CHECKPOINT  Keep the learner’s question, approved source excerpt, and </w:t>
+      </w:r>
+      <w:r>
+        <w:rPr>
+          <w:b/>
+        </w:rPr>
+        <w:t>output</w:t>
+      </w:r>
+      <w:r>
+        <w:rPr>
+          <w:b w:val="0"/>
+        </w:rPr>
+        <w:t xml:space="preserve"> rules inside the active context.</w:t>
+      </w:r>
+    </w:p>
+    <w:p>
+      <w:pPr>
+        <w:pStyle w:val="Heading3"/>
+      </w:pPr>
+      <w:r>
+        <w:t>Trace the system</w:t>
+      </w:r>
+    </w:p>
+    <w:p>
+      <w:pPr>
+        <w:spacing w:line="336" w:lineRule="auto" w:after="180"/>
+        <w:shd w:fill="EDF7F3"/>
+      </w:pPr>
+      <w:r>
+        <w:rPr>
+          <w:b w:val="0"/>
+        </w:rPr>
+        <w:t xml:space="preserve">SYSTEM MAP  Learner need → prompt/schema → approved sources/retrieval → model/tool → structured answer → verification → </w:t>
+      </w:r>
+      <w:r>
+        <w:rPr>
+          <w:b/>
+        </w:rPr>
+        <w:t>human decision</w:t>
+      </w:r>
+    </w:p>
+    <w:p>
+      <w:pPr>
+        <w:spacing w:line="336" w:lineRule="auto" w:after="180"/>
+        <w:shd w:fill="F5F1FB"/>
+      </w:pPr>
+      <w:r>
+        <w:rPr>
+          <w:b w:val="0"/>
+        </w:rPr>
         <w:t>What will you add, change, or verify in the project this week?</w:t>
       </w:r>
     </w:p>
@@ -3868,8 +5986,27 @@
       </w:r>
     </w:p>
     <w:p>
-      <w:r>
-        <w:t>What should remain under human control?</w:t>
+      <w:pPr>
+        <w:spacing w:line="336" w:lineRule="auto" w:after="180"/>
+        <w:shd w:fill="F5F1FB"/>
+      </w:pPr>
+      <w:r>
+        <w:rPr>
+          <w:b w:val="0"/>
+        </w:rPr>
+        <w:t xml:space="preserve">What should remain under </w:t>
+      </w:r>
+      <w:r>
+        <w:rPr>
+          <w:b/>
+        </w:rPr>
+        <w:t>human control</w:t>
+      </w:r>
+      <w:r>
+        <w:rPr>
+          <w:b w:val="0"/>
+        </w:rPr>
+        <w:t>?</w:t>
       </w:r>
     </w:p>
     <w:p>
@@ -3906,21 +6043,66 @@
       </w:r>
     </w:p>
     <w:p>
-      <w:r>
-        <w:t>RESPONSIBLE DESIGN  Collect only necessary information. Show uncertainty and limits. Never confuse fluent output with verified truth.</w:t>
-      </w:r>
-    </w:p>
-    <w:p>
       <w:pPr>
         <w:pStyle w:val="Heading3"/>
       </w:pPr>
       <w:r>
+        <w:t>Responsible design</w:t>
+      </w:r>
+    </w:p>
+    <w:p>
+      <w:pPr>
+        <w:spacing w:line="336" w:lineRule="auto" w:after="180"/>
+        <w:shd w:fill="FFF5E6"/>
+      </w:pPr>
+      <w:r>
+        <w:rPr>
+          <w:b w:val="0"/>
+        </w:rPr>
+        <w:t xml:space="preserve">RESPONSIBLE DESIGN  Collect only necessary information. Show uncertainty and limits. Never confuse fluent </w:t>
+      </w:r>
+      <w:r>
+        <w:rPr>
+          <w:b/>
+        </w:rPr>
+        <w:t>output</w:t>
+      </w:r>
+      <w:r>
+        <w:rPr>
+          <w:b w:val="0"/>
+        </w:rPr>
+        <w:t xml:space="preserve"> with verified truth.</w:t>
+      </w:r>
+    </w:p>
+    <w:p>
+      <w:pPr>
+        <w:pStyle w:val="Heading3"/>
+      </w:pPr>
+      <w:r>
         <w:t>Evidence for your project</w:t>
       </w:r>
     </w:p>
     <w:p>
-      <w:r>
-        <w:t>Design Study Buddy retrieval to preserve current facts, exceptions and source identity within its context budget.</w:t>
+      <w:pPr>
+        <w:spacing w:line="336" w:lineRule="auto" w:after="180"/>
+      </w:pPr>
+      <w:r>
+        <w:rPr>
+          <w:b w:val="0"/>
+        </w:rPr>
+        <w:t xml:space="preserve">Design Study Buddy retrieval to preserve current facts, exceptions and source identity within its </w:t>
+      </w:r>
+      <w:r>
+        <w:rPr>
+          <w:b/>
+        </w:rPr>
+        <w:t>context budget</w:t>
+      </w:r>
+      <w:r>
+        <w:rPr>
+          <w:b w:val="0"/>
+        </w:rPr>
+        <w:t>.</w:t>
       </w:r>
     </w:p>
     <w:p>
@@ -3933,16 +6115,48 @@
     </w:p>
     <w:p>
       <w:r>
+        <w:t>Use a genuinely new case for independent evidence. Previously discussed examples remain practice; use the separately named independent case before feedback.</w:t>
+      </w:r>
+    </w:p>
+    <w:p>
+      <w:pPr>
+        <w:pStyle w:val="Heading3"/>
+      </w:pPr>
+      <w:r>
+        <w:t>Independent evidence</w:t>
+      </w:r>
+    </w:p>
+    <w:p>
+      <w:pPr>
+        <w:spacing w:line="336" w:lineRule="auto" w:after="180"/>
+        <w:shd w:fill="FFF5E6"/>
+      </w:pPr>
+      <w:r>
+        <w:rPr>
+          <w:b w:val="0"/>
+        </w:rPr>
         <w:t>INDEPENDENT MASTERY PROOF</w:t>
       </w:r>
     </w:p>
     <w:p>
-      <w:r>
+      <w:pPr>
+        <w:spacing w:line="336" w:lineRule="auto" w:after="180"/>
+      </w:pPr>
+      <w:r>
+        <w:rPr>
+          <w:b w:val="0"/>
+        </w:rPr>
         <w:t>Explain • Transfer • Test • Defend</w:t>
       </w:r>
     </w:p>
     <w:p>
-      <w:r>
+      <w:pPr>
+        <w:spacing w:line="336" w:lineRule="auto" w:after="180"/>
+      </w:pPr>
+      <w:r>
+        <w:rPr>
+          <w:b w:val="0"/>
+        </w:rPr>
         <w:t>Complete this page without copying the worked example. Your reasoning matters more than decoration.</w:t>
       </w:r>
     </w:p>
@@ -3983,12 +6197,46 @@
       </w:r>
     </w:p>
     <w:p>
-      <w:r>
-        <w:t>CHALLENGE  Tokenize text, remove context, and predict failure changes.</w:t>
-      </w:r>
-    </w:p>
-    <w:p>
-      <w:r>
+      <w:pPr>
+        <w:pStyle w:val="Heading3"/>
+      </w:pPr>
+      <w:r>
+        <w:t>Try a more demanding case</w:t>
+      </w:r>
+    </w:p>
+    <w:p>
+      <w:pPr>
+        <w:spacing w:line="336" w:lineRule="auto" w:after="180"/>
+        <w:shd w:fill="F5F1FB"/>
+      </w:pPr>
+      <w:r>
+        <w:rPr>
+          <w:b w:val="0"/>
+        </w:rPr>
+        <w:t xml:space="preserve">CHALLENGE  </w:t>
+      </w:r>
+      <w:r>
+        <w:rPr>
+          <w:b/>
+        </w:rPr>
+        <w:t>Token</w:t>
+      </w:r>
+      <w:r>
+        <w:rPr>
+          <w:b w:val="0"/>
+        </w:rPr>
+        <w:t>ize text, remove context, and predict failure changes.</w:t>
+      </w:r>
+    </w:p>
+    <w:p>
+      <w:pPr>
+        <w:spacing w:line="336" w:lineRule="auto" w:after="180"/>
+        <w:shd w:fill="F4F9FC"/>
+      </w:pPr>
+      <w:r>
+        <w:rPr>
+          <w:b w:val="0"/>
+        </w:rPr>
         <w:t>1. My fresh example, trace, calculation, or design:</w:t>
       </w:r>
     </w:p>
@@ -4026,8 +6274,27 @@
       </w:r>
     </w:p>
     <w:p>
-      <w:r>
-        <w:t>2. My evidence that it works (include a boundary or missing-data case):</w:t>
+      <w:pPr>
+        <w:spacing w:line="336" w:lineRule="auto" w:after="180"/>
+        <w:shd w:fill="F4F9FC"/>
+      </w:pPr>
+      <w:r>
+        <w:rPr>
+          <w:b w:val="0"/>
+        </w:rPr>
+        <w:t xml:space="preserve">2. My </w:t>
+      </w:r>
+      <w:r>
+        <w:rPr>
+          <w:b/>
+        </w:rPr>
+        <w:t>evidence</w:t>
+      </w:r>
+      <w:r>
+        <w:rPr>
+          <w:b w:val="0"/>
+        </w:rPr>
+        <w:t xml:space="preserve"> that it works (include a boundary or missing-data case):</w:t>
       </w:r>
     </w:p>
     <w:p>
@@ -4064,7 +6331,14 @@
       </w:r>
     </w:p>
     <w:p>
-      <w:r>
+      <w:pPr>
+        <w:spacing w:line="336" w:lineRule="auto" w:after="180"/>
+        <w:shd w:fill="F4F9FC"/>
+      </w:pPr>
+      <w:r>
+        <w:rPr>
+          <w:b w:val="0"/>
+        </w:rPr>
         <w:t>3. One limitation, fairness concern, or situation needing human review:</w:t>
       </w:r>
     </w:p>
@@ -4102,8 +6376,47 @@
       </w:r>
     </w:p>
     <w:p>
-      <w:r>
-        <w:t>SELF-CHECK  □ I explained the mechanism  □ I used evidence  □ I tested a fresh case  □ I named a limitation  □ I can answer ‘why?’</w:t>
+      <w:pPr>
+        <w:pStyle w:val="Heading3"/>
+      </w:pPr>
+      <w:r>
+        <w:t>Check your explanation</w:t>
+      </w:r>
+    </w:p>
+    <w:p>
+      <w:pPr>
+        <w:spacing w:line="336" w:lineRule="auto" w:after="180"/>
+        <w:shd w:fill="F5F1FB"/>
+      </w:pPr>
+      <w:r>
+        <w:rPr>
+          <w:b w:val="0"/>
+        </w:rPr>
+        <w:t xml:space="preserve">SELF-CHECK  □ I explained the </w:t>
+      </w:r>
+      <w:r>
+        <w:rPr>
+          <w:b/>
+        </w:rPr>
+        <w:t>mechanism</w:t>
+      </w:r>
+      <w:r>
+        <w:rPr>
+          <w:b w:val="0"/>
+        </w:rPr>
+        <w:t xml:space="preserve">  □ I used </w:t>
+      </w:r>
+      <w:r>
+        <w:rPr>
+          <w:b/>
+        </w:rPr>
+        <w:t>evidence</w:t>
+      </w:r>
+      <w:r>
+        <w:rPr>
+          <w:b w:val="0"/>
+        </w:rPr>
+        <w:t xml:space="preserve">  □ I tested a fresh case  □ I named a limitation  □ I can answer ‘why?’</w:t>
       </w:r>
     </w:p>
     <w:p>
@@ -4115,6 +6428,11 @@
       </w:r>
     </w:p>
     <w:p>
+      <w:r>
+        <w:t>Revisit the complete Tokens and Context case for supported practice. Repeated examples do not become fresh assessments.</w:t>
+      </w:r>
+    </w:p>
+    <w:p>
       <w:pPr>
         <w:pStyle w:val="Heading3"/>
       </w:pPr>
@@ -4123,7 +6441,13 @@
       </w:r>
     </w:p>
     <w:p>
-      <w:r>
+      <w:pPr>
+        <w:spacing w:line="336" w:lineRule="auto" w:after="180"/>
+      </w:pPr>
+      <w:r>
+        <w:rPr>
+          <w:b w:val="0"/>
+        </w:rPr>
         <w:t>Use the supplied details to practise the weekly concept before attempting the independent question. This case extends the illustrated lesson.</w:t>
       </w:r>
     </w:p>
@@ -4136,8 +6460,26 @@
       </w:r>
     </w:p>
     <w:p>
-      <w:r>
-        <w:t>A toy window holds eight tokens; prompt uses six and quotation uses three.</w:t>
+      <w:pPr>
+        <w:spacing w:line="336" w:lineRule="auto" w:after="180"/>
+      </w:pPr>
+      <w:r>
+        <w:rPr>
+          <w:b w:val="0"/>
+        </w:rPr>
+        <w:t xml:space="preserve">A toy window holds eight </w:t>
+      </w:r>
+      <w:r>
+        <w:rPr>
+          <w:b/>
+        </w:rPr>
+        <w:t>token</w:t>
+      </w:r>
+      <w:r>
+        <w:rPr>
+          <w:b w:val="0"/>
+        </w:rPr>
+        <w:t>s; prompt uses six and quotation uses three.</w:t>
       </w:r>
     </w:p>
     <w:p>
@@ -4149,7 +6491,14 @@
       </w:r>
     </w:p>
     <w:p>
-      <w:r>
+      <w:pPr>
+        <w:spacing w:line="336" w:lineRule="auto" w:after="180"/>
+        <w:shd w:fill="F5F1FB"/>
+      </w:pPr>
+      <w:r>
+        <w:rPr>
+          <w:b w:val="0"/>
+        </w:rPr>
         <w:t>Does it fit? What should be preserved?</w:t>
       </w:r>
     </w:p>
@@ -4162,8 +6511,38 @@
       </w:r>
     </w:p>
     <w:p>
-      <w:r>
-        <w:t>Nine exceeds eight. Shorten or select material while preserving essential instructions and evidence. Real systems also have output-budget rules.</w:t>
+      <w:pPr>
+        <w:spacing w:line="336" w:lineRule="auto" w:after="180"/>
+      </w:pPr>
+      <w:r>
+        <w:rPr>
+          <w:b w:val="0"/>
+        </w:rPr>
+        <w:t xml:space="preserve">Nine exceeds eight. Shorten or select material while preserving essential instructions and </w:t>
+      </w:r>
+      <w:r>
+        <w:rPr>
+          <w:b/>
+        </w:rPr>
+        <w:t>evidence</w:t>
+      </w:r>
+      <w:r>
+        <w:rPr>
+          <w:b w:val="0"/>
+        </w:rPr>
+        <w:t xml:space="preserve">. Real systems also have </w:t>
+      </w:r>
+      <w:r>
+        <w:rPr>
+          <w:b/>
+        </w:rPr>
+        <w:t>output</w:t>
+      </w:r>
+      <w:r>
+        <w:rPr>
+          <w:b w:val="0"/>
+        </w:rPr>
+        <w:t>-budget rules.</w:t>
       </w:r>
     </w:p>
     <w:p>
@@ -4175,7 +6554,14 @@
       </w:r>
     </w:p>
     <w:p>
-      <w:r>
+      <w:pPr>
+        <w:spacing w:line="336" w:lineRule="auto" w:after="180"/>
+        <w:shd w:fill="F5F1FB"/>
+      </w:pPr>
+      <w:r>
+        <w:rPr>
+          <w:b w:val="0"/>
+        </w:rPr>
         <w:t>Which detail supports the answer, and why does it matter?</w:t>
       </w:r>
     </w:p>
@@ -4331,18 +6717,73 @@
       </w:tr>
     </w:tbl>
     <w:p>
-      <w:r>
-        <w:t>A toy window holds eight tokens; prompt uses six and quotation uses three.</w:t>
-      </w:r>
-    </w:p>
-    <w:p>
-      <w:r>
+      <w:pPr>
+        <w:spacing w:line="336" w:lineRule="auto" w:after="180"/>
+      </w:pPr>
+      <w:r>
+        <w:rPr>
+          <w:b w:val="0"/>
+        </w:rPr>
+        <w:t xml:space="preserve">A toy window holds eight </w:t>
+      </w:r>
+      <w:r>
+        <w:rPr>
+          <w:b/>
+        </w:rPr>
+        <w:t>token</w:t>
+      </w:r>
+      <w:r>
+        <w:rPr>
+          <w:b w:val="0"/>
+        </w:rPr>
+        <w:t>s; prompt uses six and quotation uses three.</w:t>
+      </w:r>
+    </w:p>
+    <w:p>
+      <w:pPr>
+        <w:spacing w:line="336" w:lineRule="auto" w:after="180"/>
+        <w:shd w:fill="F5F1FB"/>
+      </w:pPr>
+      <w:r>
+        <w:rPr>
+          <w:b w:val="0"/>
+        </w:rPr>
         <w:t>Does it fit? What should be preserved?</w:t>
       </w:r>
     </w:p>
     <w:p>
-      <w:r>
-        <w:t>Nine exceeds eight. Shorten or select material while preserving essential instructions and evidence. Real systems also have output-budget rules.</w:t>
+      <w:pPr>
+        <w:spacing w:line="336" w:lineRule="auto" w:after="180"/>
+      </w:pPr>
+      <w:r>
+        <w:rPr>
+          <w:b w:val="0"/>
+        </w:rPr>
+        <w:t xml:space="preserve">Nine exceeds eight. Shorten or select material while preserving essential instructions and </w:t>
+      </w:r>
+      <w:r>
+        <w:rPr>
+          <w:b/>
+        </w:rPr>
+        <w:t>evidence</w:t>
+      </w:r>
+      <w:r>
+        <w:rPr>
+          <w:b w:val="0"/>
+        </w:rPr>
+        <w:t xml:space="preserve">. Real systems also have </w:t>
+      </w:r>
+      <w:r>
+        <w:rPr>
+          <w:b/>
+        </w:rPr>
+        <w:t>output</w:t>
+      </w:r>
+      <w:r>
+        <w:rPr>
+          <w:b w:val="0"/>
+        </w:rPr>
+        <w:t>-budget rules.</w:t>
       </w:r>
     </w:p>
     <w:p>
@@ -4354,6 +6795,11 @@
       </w:r>
     </w:p>
     <w:p>
+      <w:r>
+        <w:t>Attempt the reserved new case before feedback. Record support; the earlier examples below remain additional practice.</w:t>
+      </w:r>
+    </w:p>
+    <w:p>
       <w:pPr>
         <w:pStyle w:val="Heading3"/>
       </w:pPr>
@@ -4362,8 +6808,37 @@
       </w:r>
     </w:p>
     <w:p>
-      <w:r>
-        <w:t>Total 120, instructions 25, question 15, output reserve 30. Source D is current approval, cost 28; E is current capacity, cost 22; F is old approval, cost 18. Compute capacity, compare D+E and E+F, and state an honest fallback if D is missing.</w:t>
+      <w:pPr>
+        <w:spacing w:line="336" w:lineRule="auto" w:after="180"/>
+      </w:pPr>
+      <w:r>
+        <w:rPr>
+          <w:b w:val="0"/>
+        </w:rPr>
+        <w:t xml:space="preserve">Total 120, instructions 25, question 15, </w:t>
+      </w:r>
+      <w:r>
+        <w:rPr>
+          <w:b/>
+        </w:rPr>
+        <w:t>output</w:t>
+      </w:r>
+      <w:r>
+        <w:rPr>
+          <w:b w:val="0"/>
+        </w:rPr>
+        <w:t xml:space="preserve"> reserve 30. Source D is current approval, cost 28; E is current capacity, cost 22; F is old approval, cost 18.</w:t>
+      </w:r>
+    </w:p>
+    <w:p>
+      <w:pPr>
+        <w:spacing w:line="336" w:lineRule="auto" w:after="180"/>
+      </w:pPr>
+      <w:r>
+        <w:rPr>
+          <w:b w:val="0"/>
+        </w:rPr>
+        <w:t>Compute capacity, compare D+E and E+F, and state an honest fallback if D is missing.</w:t>
       </w:r>
     </w:p>
     <w:p>
@@ -4410,7 +6885,13 @@
       </w:r>
     </w:p>
     <w:p>
-      <w:r>
+      <w:pPr>
+        <w:spacing w:line="336" w:lineRule="auto" w:after="180"/>
+      </w:pPr>
+      <w:r>
+        <w:rPr>
+          <w:b w:val="0"/>
+        </w:rPr>
         <w:t>Attempt this case before feedback. Record any help. Earlier examples below are further practice; a case already practised with feedback cannot establish fresh transfer.</w:t>
       </w:r>
     </w:p>
@@ -4423,18 +6904,43 @@
       </w:r>
     </w:p>
     <w:p>
-      <w:r>
+      <w:pPr>
+        <w:spacing w:line="336" w:lineRule="auto" w:after="180"/>
+      </w:pPr>
+      <w:r>
+        <w:rPr>
+          <w:b w:val="0"/>
+        </w:rPr>
         <w:t>Close the worked explanation. Apply the idea to this different question without copying.</w:t>
       </w:r>
     </w:p>
     <w:p>
-      <w:r>
+      <w:pPr>
+        <w:spacing w:line="336" w:lineRule="auto" w:after="180"/>
+        <w:shd w:fill="F5F1FB"/>
+      </w:pPr>
+      <w:r>
+        <w:rPr>
+          <w:b w:val="0"/>
+        </w:rPr>
         <w:t>A system can use only the last two messages. Message 1 says use centimetres; messages 2 and 3 discuss plants. What instruction may be lost, and how can the next request repair this?</w:t>
       </w:r>
     </w:p>
     <w:p>
-      <w:r>
-        <w:t>My answer, with a trace, calculation or supporting evidence</w:t>
+      <w:pPr>
+        <w:spacing w:line="336" w:lineRule="auto" w:after="180"/>
+      </w:pPr>
+      <w:r>
+        <w:rPr>
+          <w:b w:val="0"/>
+        </w:rPr>
+        <w:t xml:space="preserve">My answer, with a trace, calculation or supporting </w:t>
+      </w:r>
+      <w:r>
+        <w:rPr>
+          <w:b/>
+        </w:rPr>
+        <w:t>evidence</w:t>
       </w:r>
     </w:p>
     <w:p>
@@ -4479,13 +6985,37 @@
       </w:r>
     </w:p>
     <w:p>
-      <w:r>
+      <w:pPr>
+        <w:spacing w:line="336" w:lineRule="auto" w:after="180"/>
+      </w:pPr>
+      <w:r>
+        <w:rPr>
+          <w:b w:val="0"/>
+        </w:rPr>
         <w:t>Change one relevant detail. Predict the result before testing. Include a boundary or missing-information case when it helps reveal a limit.</w:t>
       </w:r>
     </w:p>
     <w:p>
-      <w:r>
-        <w:t>My changed input and expected result</w:t>
+      <w:pPr>
+        <w:spacing w:line="336" w:lineRule="auto" w:after="180"/>
+      </w:pPr>
+      <w:r>
+        <w:rPr>
+          <w:b w:val="0"/>
+        </w:rPr>
+        <w:t xml:space="preserve">My changed </w:t>
+      </w:r>
+      <w:r>
+        <w:rPr>
+          <w:b/>
+        </w:rPr>
+        <w:t>input</w:t>
+      </w:r>
+      <w:r>
+        <w:rPr>
+          <w:b w:val="0"/>
+        </w:rPr>
+        <w:t xml:space="preserve"> and expected result</w:t>
       </w:r>
     </w:p>
     <w:p>
@@ -4530,13 +7060,49 @@
       </w:r>
     </w:p>
     <w:p>
-      <w:r>
-        <w:t>Keep the learner’s question, approved source excerpt, and output rules inside the active context.</w:t>
-      </w:r>
-    </w:p>
-    <w:p>
-      <w:r>
-        <w:t>The evidence I will keep</w:t>
+      <w:pPr>
+        <w:spacing w:line="336" w:lineRule="auto" w:after="180"/>
+      </w:pPr>
+      <w:r>
+        <w:rPr>
+          <w:b w:val="0"/>
+        </w:rPr>
+        <w:t xml:space="preserve">Keep the learner’s question, approved source excerpt, and </w:t>
+      </w:r>
+      <w:r>
+        <w:rPr>
+          <w:b/>
+        </w:rPr>
+        <w:t>output</w:t>
+      </w:r>
+      <w:r>
+        <w:rPr>
+          <w:b w:val="0"/>
+        </w:rPr>
+        <w:t xml:space="preserve"> rules inside the active context.</w:t>
+      </w:r>
+    </w:p>
+    <w:p>
+      <w:pPr>
+        <w:spacing w:line="336" w:lineRule="auto" w:after="180"/>
+      </w:pPr>
+      <w:r>
+        <w:rPr>
+          <w:b w:val="0"/>
+        </w:rPr>
+        <w:t xml:space="preserve">The </w:t>
+      </w:r>
+      <w:r>
+        <w:rPr>
+          <w:b/>
+        </w:rPr>
+        <w:t>evidence</w:t>
+      </w:r>
+      <w:r>
+        <w:rPr>
+          <w:b w:val="0"/>
+        </w:rPr>
+        <w:t xml:space="preserve"> I will keep</w:t>
       </w:r>
     </w:p>
     <w:p>
@@ -4573,8 +7139,26 @@
       </w:r>
     </w:p>
     <w:p>
-      <w:r>
-        <w:t>Your teacher has the independent answer and scoring criteria. Complete the matching workbook week to keep your practice evidence together.</w:t>
+      <w:pPr>
+        <w:spacing w:line="336" w:lineRule="auto" w:after="180"/>
+      </w:pPr>
+      <w:r>
+        <w:rPr>
+          <w:b w:val="0"/>
+        </w:rPr>
+        <w:t xml:space="preserve">Your teacher has the independent answer and scoring criteria. Complete the matching workbook week to keep your practice </w:t>
+      </w:r>
+      <w:r>
+        <w:rPr>
+          <w:b/>
+        </w:rPr>
+        <w:t>evidence</w:t>
+      </w:r>
+      <w:r>
+        <w:rPr>
+          <w:b w:val="0"/>
+        </w:rPr>
+        <w:t xml:space="preserve"> together.</w:t>
       </w:r>
     </w:p>
     <w:p>
@@ -4586,8 +7170,62 @@
       </w:r>
     </w:p>
     <w:p>
-      <w:r>
-        <w:t>A toy system allows 12 tokens total for input and reserved output. Instructions use 3, a source uses 7 and the planned answer needs 4. Compute the excess and propose a revision that preserves evidence.</w:t>
+      <w:pPr>
+        <w:spacing w:line="336" w:lineRule="auto" w:after="180"/>
+      </w:pPr>
+      <w:r>
+        <w:rPr>
+          <w:b w:val="0"/>
+        </w:rPr>
+        <w:t xml:space="preserve">A toy system allows 12 </w:t>
+      </w:r>
+      <w:r>
+        <w:rPr>
+          <w:b/>
+        </w:rPr>
+        <w:t>token</w:t>
+      </w:r>
+      <w:r>
+        <w:rPr>
+          <w:b w:val="0"/>
+        </w:rPr>
+        <w:t xml:space="preserve">s total for </w:t>
+      </w:r>
+      <w:r>
+        <w:rPr>
+          <w:b/>
+        </w:rPr>
+        <w:t>input</w:t>
+      </w:r>
+      <w:r>
+        <w:rPr>
+          <w:b w:val="0"/>
+        </w:rPr>
+        <w:t xml:space="preserve"> and </w:t>
+      </w:r>
+      <w:r>
+        <w:rPr>
+          <w:b/>
+        </w:rPr>
+        <w:t>reserved output</w:t>
+      </w:r>
+      <w:r>
+        <w:rPr>
+          <w:b w:val="0"/>
+        </w:rPr>
+        <w:t xml:space="preserve">. Instructions use 3, a source uses 7 and the planned answer needs 4. Compute the excess and propose a revision that preserves </w:t>
+      </w:r>
+      <w:r>
+        <w:rPr>
+          <w:b/>
+        </w:rPr>
+        <w:t>evidence</w:t>
+      </w:r>
+      <w:r>
+        <w:rPr>
+          <w:b w:val="0"/>
+        </w:rPr>
+        <w:t>.</w:t>
       </w:r>
     </w:p>
     <w:p>
@@ -4642,8 +7280,25 @@
       </w:r>
     </w:p>
     <w:p>
-      <w:r>
-        <w:t>Attempt the independent case before hints. Record whether you worked alone, used a hint or followed a model. After feedback, fix the first unsupported step and explain why it changed. A later check uses a changed case, not a copied answer.</w:t>
+      <w:pPr>
+        <w:spacing w:line="336" w:lineRule="auto" w:after="180"/>
+      </w:pPr>
+      <w:r>
+        <w:rPr>
+          <w:b w:val="0"/>
+        </w:rPr>
+        <w:t>Attempt the independent case before hints. Record whether you worked alone, used a hint or followed a model. After feedback, fix the first unsupported step and explain why it changed.</w:t>
+      </w:r>
+    </w:p>
+    <w:p>
+      <w:pPr>
+        <w:spacing w:line="336" w:lineRule="auto" w:after="180"/>
+      </w:pPr>
+      <w:r>
+        <w:rPr>
+          <w:b w:val="0"/>
+        </w:rPr>
+        <w:t>A later check uses a changed case, not a copied answer.</w:t>
       </w:r>
     </w:p>
     <w:p>
@@ -4656,7 +7311,30 @@
     </w:p>
     <w:p>
       <w:r>
-        <w:t>Start with this question: A fictional assistant has a small context budget for answering an event-capacity question.</w:t>
+        <w:t>Use this map to navigate Tokens and Context, connect the goals to tasks and keep one evidence record for each attempt.</w:t>
+      </w:r>
+    </w:p>
+    <w:p>
+      <w:pPr>
+        <w:spacing w:line="336" w:lineRule="auto" w:after="180"/>
+      </w:pPr>
+      <w:r>
+        <w:rPr>
+          <w:b w:val="0"/>
+        </w:rPr>
+        <w:t xml:space="preserve">Start with this question: A fictional assistant has a small </w:t>
+      </w:r>
+      <w:r>
+        <w:rPr>
+          <w:b/>
+        </w:rPr>
+        <w:t>context budget</w:t>
+      </w:r>
+      <w:r>
+        <w:rPr>
+          <w:b w:val="0"/>
+        </w:rPr>
+        <w:t xml:space="preserve"> for answering an event-capacity question.</w:t>
       </w:r>
     </w:p>
     <w:tbl>
@@ -4762,13 +7440,61 @@
       </w:tr>
     </w:tbl>
     <w:p>
-      <w:r>
-        <w:t>Remember → watch and explain → try with help → investigate → try independently → keep project evidence. Your teacher may spread this lesson across several classes.</w:t>
-      </w:r>
-    </w:p>
-    <w:p>
-      <w:r>
-        <w:t>Keep your first prediction. Compare it with what the evidence shows and explain any change.</w:t>
+      <w:pPr>
+        <w:spacing w:line="336" w:lineRule="auto" w:after="180"/>
+      </w:pPr>
+      <w:r>
+        <w:rPr>
+          <w:b w:val="0"/>
+        </w:rPr>
+        <w:t xml:space="preserve">Remember → watch and explain → try with help → investigate → try independently → keep project </w:t>
+      </w:r>
+      <w:r>
+        <w:rPr>
+          <w:b/>
+        </w:rPr>
+        <w:t>evidence</w:t>
+      </w:r>
+      <w:r>
+        <w:rPr>
+          <w:b w:val="0"/>
+        </w:rPr>
+        <w:t>. Your teacher may spread this lesson across several classes.</w:t>
+      </w:r>
+    </w:p>
+    <w:p>
+      <w:pPr>
+        <w:spacing w:line="336" w:lineRule="auto" w:after="180"/>
+      </w:pPr>
+      <w:r>
+        <w:rPr>
+          <w:b w:val="0"/>
+        </w:rPr>
+        <w:t xml:space="preserve">Keep your first </w:t>
+      </w:r>
+      <w:r>
+        <w:rPr>
+          <w:b/>
+        </w:rPr>
+        <w:t>prediction</w:t>
+      </w:r>
+      <w:r>
+        <w:rPr>
+          <w:b w:val="0"/>
+        </w:rPr>
+        <w:t xml:space="preserve">. Compare it with what the </w:t>
+      </w:r>
+      <w:r>
+        <w:rPr>
+          <w:b/>
+        </w:rPr>
+        <w:t>evidence</w:t>
+      </w:r>
+      <w:r>
+        <w:rPr>
+          <w:b w:val="0"/>
+        </w:rPr>
+        <w:t xml:space="preserve"> shows and explain any change.</w:t>
       </w:r>
     </w:p>
     <w:p>
@@ -4781,7 +7507,42 @@
     </w:p>
     <w:p>
       <w:r>
-        <w:t>Close your notes. Explain this goal in your own words: Account for fixed text, evidence and reserved output under a toy budget</w:t>
+        <w:t>Explain Tokens and Context without notes, identify a remaining question and plan a later check with a changed case.</w:t>
+      </w:r>
+    </w:p>
+    <w:p>
+      <w:pPr>
+        <w:spacing w:line="336" w:lineRule="auto" w:after="180"/>
+      </w:pPr>
+      <w:r>
+        <w:rPr>
+          <w:b w:val="0"/>
+        </w:rPr>
+        <w:t xml:space="preserve">Close your notes. Explain this goal in your own words: Account for fixed text, </w:t>
+      </w:r>
+      <w:r>
+        <w:rPr>
+          <w:b/>
+        </w:rPr>
+        <w:t>evidence</w:t>
+      </w:r>
+      <w:r>
+        <w:rPr>
+          <w:b w:val="0"/>
+        </w:rPr>
+        <w:t xml:space="preserve"> and </w:t>
+      </w:r>
+      <w:r>
+        <w:rPr>
+          <w:b/>
+        </w:rPr>
+        <w:t>reserved output</w:t>
+      </w:r>
+      <w:r>
+        <w:rPr>
+          <w:b w:val="0"/>
+        </w:rPr>
+        <w:t xml:space="preserve"> under a toy budget</w:t>
       </w:r>
     </w:p>
     <w:p>
@@ -4818,13 +7579,61 @@
       </w:r>
     </w:p>
     <w:p>
-      <w:r>
-        <w:t>If you are unsure, return to the worked picture and explain one arrow. If you are ready, change an input or assumption and justify your prediction.</w:t>
-      </w:r>
-    </w:p>
-    <w:p>
-      <w:r>
-        <w:t>Save your workbook evidence. At the next review, try a different case before opening your old answer.</w:t>
+      <w:pPr>
+        <w:spacing w:line="336" w:lineRule="auto" w:after="180"/>
+      </w:pPr>
+      <w:r>
+        <w:rPr>
+          <w:b w:val="0"/>
+        </w:rPr>
+        <w:t xml:space="preserve">If you are unsure, return to the worked picture and explain one arrow. If you are ready, change an </w:t>
+      </w:r>
+      <w:r>
+        <w:rPr>
+          <w:b/>
+        </w:rPr>
+        <w:t>input</w:t>
+      </w:r>
+      <w:r>
+        <w:rPr>
+          <w:b w:val="0"/>
+        </w:rPr>
+        <w:t xml:space="preserve"> or assumption and justify your </w:t>
+      </w:r>
+      <w:r>
+        <w:rPr>
+          <w:b/>
+        </w:rPr>
+        <w:t>prediction</w:t>
+      </w:r>
+      <w:r>
+        <w:rPr>
+          <w:b w:val="0"/>
+        </w:rPr>
+        <w:t>.</w:t>
+      </w:r>
+    </w:p>
+    <w:p>
+      <w:pPr>
+        <w:spacing w:line="336" w:lineRule="auto" w:after="180"/>
+      </w:pPr>
+      <w:r>
+        <w:rPr>
+          <w:b w:val="0"/>
+        </w:rPr>
+        <w:t xml:space="preserve">Save your workbook </w:t>
+      </w:r>
+      <w:r>
+        <w:rPr>
+          <w:b/>
+        </w:rPr>
+        <w:t>evidence</w:t>
+      </w:r>
+      <w:r>
+        <w:rPr>
+          <w:b w:val="0"/>
+        </w:rPr>
+        <w:t>. At the next review, try a different case before opening your old answer.</w:t>
       </w:r>
     </w:p>
     <w:p>
@@ -4837,12 +7646,41 @@
     </w:p>
     <w:p>
       <w:r>
+        <w:t>Attempt supported questions before using hints or feedback. Review a missing building block, then keep the completed work.</w:t>
+      </w:r>
+    </w:p>
+    <w:p>
+      <w:pPr>
+        <w:spacing w:line="336" w:lineRule="auto" w:after="180"/>
+      </w:pPr>
+      <w:r>
+        <w:rPr>
+          <w:b w:val="0"/>
+        </w:rPr>
         <w:t>Use this supported practice once, in the browser or on paper. Keep the reserved independent assessment for a separate first attempt before teacher feedback.</w:t>
       </w:r>
     </w:p>
     <w:p>
-      <w:r>
-        <w:t>A fictional assistant has a small context budget for answering an event-capacity question.</w:t>
+      <w:pPr>
+        <w:spacing w:line="336" w:lineRule="auto" w:after="180"/>
+      </w:pPr>
+      <w:r>
+        <w:rPr>
+          <w:b w:val="0"/>
+        </w:rPr>
+        <w:t xml:space="preserve">A fictional assistant has a small </w:t>
+      </w:r>
+      <w:r>
+        <w:rPr>
+          <w:b/>
+        </w:rPr>
+        <w:t>context budget</w:t>
+      </w:r>
+      <w:r>
+        <w:rPr>
+          <w:b w:val="0"/>
+        </w:rPr>
+        <w:t xml:space="preserve"> for answering an event-capacity question.</w:t>
       </w:r>
     </w:p>
     <w:p>
@@ -4854,27 +7692,61 @@
       </w:r>
     </w:p>
     <w:p>
-      <w:r>
+      <w:pPr>
+        <w:spacing w:line="336" w:lineRule="auto" w:after="180"/>
+      </w:pPr>
+      <w:r>
+        <w:rPr>
+          <w:b w:val="0"/>
+        </w:rPr>
         <w:t>Which labelled step matches this detail? For this event, the declared cap is 12, with both A and B retained.</w:t>
       </w:r>
     </w:p>
     <w:p>
-      <w:r>
+      <w:pPr>
+        <w:spacing w:line="336" w:lineRule="auto" w:after="180"/>
+        <w:shd w:fill="F4F9FC"/>
+      </w:pPr>
+      <w:r>
+        <w:rPr>
+          <w:b w:val="0"/>
+        </w:rPr>
         <w:t>1. Answer with scope</w:t>
       </w:r>
     </w:p>
     <w:p>
-      <w:r>
+      <w:pPr>
+        <w:spacing w:line="336" w:lineRule="auto" w:after="180"/>
+        <w:shd w:fill="F4F9FC"/>
+      </w:pPr>
+      <w:r>
+        <w:rPr>
+          <w:b w:val="0"/>
+        </w:rPr>
         <w:t>2. Select relevant pair</w:t>
       </w:r>
     </w:p>
     <w:p>
-      <w:r>
+      <w:pPr>
+        <w:spacing w:line="336" w:lineRule="auto" w:after="180"/>
+        <w:shd w:fill="F4F9FC"/>
+      </w:pPr>
+      <w:r>
+        <w:rPr>
+          <w:b w:val="0"/>
+        </w:rPr>
         <w:t>3. Reject incomplete shortcut</w:t>
       </w:r>
     </w:p>
     <w:p>
-      <w:r>
+      <w:pPr>
+        <w:spacing w:line="336" w:lineRule="auto" w:after="180"/>
+        <w:shd w:fill="F4F9FC"/>
+      </w:pPr>
+      <w:r>
+        <w:rPr>
+          <w:b w:val="0"/>
+        </w:rPr>
         <w:t>4. Compute budget</w:t>
       </w:r>
     </w:p>
@@ -4912,41 +7784,227 @@
       </w:r>
     </w:p>
     <w:p>
-      <w:r>
+      <w:pPr>
+        <w:pStyle w:val="Heading3"/>
+      </w:pPr>
+      <w:r>
+        <w:t>Hint · try first</w:t>
+      </w:r>
+    </w:p>
+    <w:p>
+      <w:pPr>
+        <w:spacing w:line="336" w:lineRule="auto" w:after="180"/>
+        <w:shd w:fill="F1F6F8"/>
+      </w:pPr>
+      <w:r>
+        <w:rPr>
+          <w:b w:val="0"/>
+        </w:rPr>
         <w:t>Hint if needed: Read the steps in the pictorial case. Match the supplied detail to the stage that performs or records it.</w:t>
       </w:r>
     </w:p>
     <w:p>
-      <w:r>
-        <w:t>After your attempt, compare with the supported explanation: Answer with scope For this event, the declared cap is 12, with both A and B retained. A context window limits how much information is available in one model call. Selecting the shortest passage is not always sufficient: an exception can change the meaning of a general statement. Keep the relevant source relationship visible. Toy token costs are supplied here; real token counts depend on the model’s tokenizer.</w:t>
-      </w:r>
-    </w:p>
-    <w:p>
       <w:pPr>
         <w:pStyle w:val="Heading3"/>
       </w:pPr>
       <w:r>
+        <w:t>Feedback · compare after trying</w:t>
+      </w:r>
+    </w:p>
+    <w:p>
+      <w:pPr>
+        <w:spacing w:line="336" w:lineRule="auto" w:after="180"/>
+        <w:shd w:fill="F1F6FC"/>
+      </w:pPr>
+      <w:r>
+        <w:rPr>
+          <w:b w:val="0"/>
+        </w:rPr>
+        <w:t xml:space="preserve">After your attempt, compare with the supported explanation: Answer with scope For this event, the declared cap is 12, with both A and B retained. A </w:t>
+      </w:r>
+      <w:r>
+        <w:rPr>
+          <w:b/>
+        </w:rPr>
+        <w:t>context window</w:t>
+      </w:r>
+      <w:r>
+        <w:rPr>
+          <w:b w:val="0"/>
+        </w:rPr>
+        <w:t xml:space="preserve"> limits how much information is available in one model call.</w:t>
+      </w:r>
+    </w:p>
+    <w:p>
+      <w:pPr>
+        <w:spacing w:line="336" w:lineRule="auto" w:after="180"/>
+        <w:shd w:fill="F1F6FC"/>
+      </w:pPr>
+      <w:r>
+        <w:rPr>
+          <w:b w:val="0"/>
+        </w:rPr>
+        <w:t>Selecting the shortest passage is not always sufficient: an exception can change the meaning of a general statement. Keep the relevant source relationship visible.</w:t>
+      </w:r>
+    </w:p>
+    <w:p>
+      <w:pPr>
+        <w:spacing w:line="336" w:lineRule="auto" w:after="180"/>
+        <w:shd w:fill="F1F6FC"/>
+      </w:pPr>
+      <w:r>
+        <w:rPr>
+          <w:b w:val="0"/>
+        </w:rPr>
+        <w:t xml:space="preserve">Toy </w:t>
+      </w:r>
+      <w:r>
+        <w:rPr>
+          <w:b/>
+        </w:rPr>
+        <w:t>token</w:t>
+      </w:r>
+      <w:r>
+        <w:rPr>
+          <w:b w:val="0"/>
+        </w:rPr>
+        <w:t xml:space="preserve"> costs are supplied here; real </w:t>
+      </w:r>
+      <w:r>
+        <w:rPr>
+          <w:b/>
+        </w:rPr>
+        <w:t>token</w:t>
+      </w:r>
+      <w:r>
+        <w:rPr>
+          <w:b w:val="0"/>
+        </w:rPr>
+        <w:t xml:space="preserve"> counts depend on the model’s </w:t>
+      </w:r>
+      <w:r>
+        <w:rPr>
+          <w:b/>
+        </w:rPr>
+        <w:t>token</w:t>
+      </w:r>
+      <w:r>
+        <w:rPr>
+          <w:b w:val="0"/>
+        </w:rPr>
+        <w:t>izer.</w:t>
+      </w:r>
+    </w:p>
+    <w:p>
+      <w:pPr>
+        <w:pStyle w:val="Heading3"/>
+      </w:pPr>
+      <w:r>
         <w:t>Practice 2: explain the deciding evidence</w:t>
       </w:r>
     </w:p>
     <w:p>
-      <w:r>
+      <w:pPr>
+        <w:pStyle w:val="Heading3"/>
+      </w:pPr>
+      <w:r>
+        <w:t>Changed case · predict first</w:t>
+      </w:r>
+    </w:p>
+    <w:p>
+      <w:pPr>
+        <w:spacing w:line="336" w:lineRule="auto" w:after="180"/>
+        <w:shd w:fill="F5F1FB"/>
+      </w:pPr>
+      <w:r>
+        <w:rPr>
+          <w:b w:val="0"/>
+        </w:rPr>
         <w:t>Changed-case practice: Increase B’s cost to 30 with all other costs fixed. Which conclusion is supported by the supplied facts?</w:t>
       </w:r>
     </w:p>
     <w:p>
-      <w:r>
-        <w:t>1. A+B costs 48 and no longer fits the 45-token evidence capacity.</w:t>
-      </w:r>
-    </w:p>
-    <w:p>
-      <w:r>
-        <w:t>2. This one example guarantees correct results for every future input.</w:t>
-      </w:r>
-    </w:p>
-    <w:p>
-      <w:r>
-        <w:t>3. We can decide the result without examining the changed input or the procedure.</w:t>
+      <w:pPr>
+        <w:spacing w:line="336" w:lineRule="auto" w:after="180"/>
+        <w:shd w:fill="F4F9FC"/>
+      </w:pPr>
+      <w:r>
+        <w:rPr>
+          <w:b w:val="0"/>
+        </w:rPr>
+        <w:t>1. A+B costs 48 and no longer fits the 45-</w:t>
+      </w:r>
+      <w:r>
+        <w:rPr>
+          <w:b/>
+        </w:rPr>
+        <w:t>token</w:t>
+      </w:r>
+      <w:r>
+        <w:rPr>
+          <w:b w:val="0"/>
+        </w:rPr>
+        <w:t xml:space="preserve"> </w:t>
+      </w:r>
+      <w:r>
+        <w:rPr>
+          <w:b/>
+        </w:rPr>
+        <w:t>evidence</w:t>
+      </w:r>
+      <w:r>
+        <w:rPr>
+          <w:b w:val="0"/>
+        </w:rPr>
+        <w:t xml:space="preserve"> capacity.</w:t>
+      </w:r>
+    </w:p>
+    <w:p>
+      <w:pPr>
+        <w:spacing w:line="336" w:lineRule="auto" w:after="180"/>
+        <w:shd w:fill="F4F9FC"/>
+      </w:pPr>
+      <w:r>
+        <w:rPr>
+          <w:b w:val="0"/>
+        </w:rPr>
+        <w:t xml:space="preserve">2. This one example guarantees correct results for every future </w:t>
+      </w:r>
+      <w:r>
+        <w:rPr>
+          <w:b/>
+        </w:rPr>
+        <w:t>input</w:t>
+      </w:r>
+      <w:r>
+        <w:rPr>
+          <w:b w:val="0"/>
+        </w:rPr>
+        <w:t>.</w:t>
+      </w:r>
+    </w:p>
+    <w:p>
+      <w:pPr>
+        <w:spacing w:line="336" w:lineRule="auto" w:after="180"/>
+        <w:shd w:fill="F4F9FC"/>
+      </w:pPr>
+      <w:r>
+        <w:rPr>
+          <w:b w:val="0"/>
+        </w:rPr>
+        <w:t xml:space="preserve">3. We can decide the result without examining the changed </w:t>
+      </w:r>
+      <w:r>
+        <w:rPr>
+          <w:b/>
+        </w:rPr>
+        <w:t>input</w:t>
+      </w:r>
+      <w:r>
+        <w:rPr>
+          <w:b w:val="0"/>
+        </w:rPr>
+        <w:t xml:space="preserve"> or the procedure.</w:t>
       </w:r>
     </w:p>
     <w:p>
@@ -4983,26 +8041,133 @@
       </w:r>
     </w:p>
     <w:p>
-      <w:r>
+      <w:pPr>
+        <w:pStyle w:val="Heading3"/>
+      </w:pPr>
+      <w:r>
+        <w:t>Hint · try first</w:t>
+      </w:r>
+    </w:p>
+    <w:p>
+      <w:pPr>
+        <w:spacing w:line="336" w:lineRule="auto" w:after="180"/>
+        <w:shd w:fill="F1F6F8"/>
+      </w:pPr>
+      <w:r>
+        <w:rPr>
+          <w:b w:val="0"/>
+        </w:rPr>
         <w:t>Hint if needed: Use the changed condition and the deciding step in the pictorial trace. The answer must say what follows from those facts.</w:t>
       </w:r>
     </w:p>
     <w:p>
-      <w:r>
-        <w:t>After your attempt, compare with the supported explanation: A+B costs 48 and no longer fits the 45-token evidence capacity. Do not silently omit the exception; use an approved source-preserving summary, another retrieval step or an honest incomplete-evidence response.</w:t>
-      </w:r>
-    </w:p>
-    <w:p>
       <w:pPr>
         <w:pStyle w:val="Heading3"/>
       </w:pPr>
       <w:r>
+        <w:t>Feedback · compare after trying</w:t>
+      </w:r>
+    </w:p>
+    <w:p>
+      <w:pPr>
+        <w:spacing w:line="336" w:lineRule="auto" w:after="180"/>
+        <w:shd w:fill="F1F6FC"/>
+      </w:pPr>
+      <w:r>
+        <w:rPr>
+          <w:b w:val="0"/>
+        </w:rPr>
+        <w:t>After your attempt, compare with the supported explanation: A+B costs 48 and no longer fits the 45-</w:t>
+      </w:r>
+      <w:r>
+        <w:rPr>
+          <w:b/>
+        </w:rPr>
+        <w:t>token</w:t>
+      </w:r>
+      <w:r>
+        <w:rPr>
+          <w:b w:val="0"/>
+        </w:rPr>
+        <w:t xml:space="preserve"> </w:t>
+      </w:r>
+      <w:r>
+        <w:rPr>
+          <w:b/>
+        </w:rPr>
+        <w:t>evidence</w:t>
+      </w:r>
+      <w:r>
+        <w:rPr>
+          <w:b w:val="0"/>
+        </w:rPr>
+        <w:t xml:space="preserve"> capacity.</w:t>
+      </w:r>
+    </w:p>
+    <w:p>
+      <w:pPr>
+        <w:spacing w:line="336" w:lineRule="auto" w:after="180"/>
+        <w:shd w:fill="F1F6FC"/>
+      </w:pPr>
+      <w:r>
+        <w:rPr>
+          <w:b w:val="0"/>
+        </w:rPr>
+        <w:t>Do not silently omit the exception; use an approved source-preserving summary, another retrieval step or an honest incomplete-</w:t>
+      </w:r>
+      <w:r>
+        <w:rPr>
+          <w:b/>
+        </w:rPr>
+        <w:t>evidence</w:t>
+      </w:r>
+      <w:r>
+        <w:rPr>
+          <w:b w:val="0"/>
+        </w:rPr>
+        <w:t xml:space="preserve"> response.</w:t>
+      </w:r>
+    </w:p>
+    <w:p>
+      <w:pPr>
+        <w:pStyle w:val="Heading3"/>
+      </w:pPr>
+      <w:r>
         <w:t>Repair a missing building block</w:t>
       </w:r>
     </w:p>
     <w:p>
-      <w:r>
-        <w:t>Review A Distribution of Possibilities (ai-3/2). Goal: Check whether a next-token table is a valid probability distribution. Short practice: Why is 0.625 not a broken probability sum?. Return to this week and explain what you changed.</w:t>
+      <w:pPr>
+        <w:spacing w:line="336" w:lineRule="auto" w:after="180"/>
+      </w:pPr>
+      <w:r>
+        <w:rPr>
+          <w:b w:val="0"/>
+        </w:rPr>
+        <w:t>Review A Distribution of Possibilities (ai-3/2). Goal: Check whether a next-</w:t>
+      </w:r>
+      <w:r>
+        <w:rPr>
+          <w:b/>
+        </w:rPr>
+        <w:t>token</w:t>
+      </w:r>
+      <w:r>
+        <w:rPr>
+          <w:b w:val="0"/>
+        </w:rPr>
+        <w:t xml:space="preserve"> table is a valid probability distribution. Short practice: Why is 0.625 not a broken probability sum?.</w:t>
+      </w:r>
+    </w:p>
+    <w:p>
+      <w:pPr>
+        <w:spacing w:line="336" w:lineRule="auto" w:after="180"/>
+      </w:pPr>
+      <w:r>
+        <w:rPr>
+          <w:b w:val="0"/>
+        </w:rPr>
+        <w:t>Return to this week and explain what you changed.</w:t>
       </w:r>
     </w:p>
     <w:p>
@@ -5014,8 +8179,826 @@
       </w:r>
     </w:p>
     <w:p>
-      <w:r>
-        <w:t>Use Download completed work in the hosted lesson to export your answers, reflections, practice feedback and code-run evidence. Open the HTML copy to read or print it. Drafts stay in this browser when storage is available; clear drafts on a shared device.</w:t>
+      <w:pPr>
+        <w:spacing w:line="336" w:lineRule="auto" w:after="180"/>
+      </w:pPr>
+      <w:r>
+        <w:rPr>
+          <w:b w:val="0"/>
+        </w:rPr>
+        <w:t xml:space="preserve">Use Download completed work in the hosted lesson to export your answers, reflections, practice feedback and code-run </w:t>
+      </w:r>
+      <w:r>
+        <w:rPr>
+          <w:b/>
+        </w:rPr>
+        <w:t>evidence</w:t>
+      </w:r>
+      <w:r>
+        <w:rPr>
+          <w:b w:val="0"/>
+        </w:rPr>
+        <w:t>. Open the HTML copy to read or print it.</w:t>
+      </w:r>
+    </w:p>
+    <w:p>
+      <w:pPr>
+        <w:spacing w:line="336" w:lineRule="auto" w:after="180"/>
+      </w:pPr>
+      <w:r>
+        <w:rPr>
+          <w:b w:val="0"/>
+        </w:rPr>
+        <w:t>Drafts stay in this browser when storage is available; clear drafts on a shared device.</w:t>
+      </w:r>
+    </w:p>
+    <w:p>
+      <w:pPr>
+        <w:pStyle w:val="Heading1"/>
+      </w:pPr>
+      <w:r>
+        <w:t>18. Visual concept journey</w:t>
+      </w:r>
+    </w:p>
+    <w:p>
+      <w:r>
+        <w:t>Explain each Tokens and Context graphic using its labels, deciding evidence and relevant limitation.</w:t>
+      </w:r>
+    </w:p>
+    <w:p>
+      <w:pPr>
+        <w:pStyle w:val="Heading3"/>
+      </w:pPr>
+      <w:r>
+        <w:t>01. Tokens and Context: the case</w:t>
+      </w:r>
+    </w:p>
+    <w:p>
+      <w:r>
+        <w:drawing>
+          <wp:inline xmlns:a="http://schemas.openxmlformats.org/drawingml/2006/main" xmlns:pic="http://schemas.openxmlformats.org/drawingml/2006/picture">
+            <wp:extent cx="5486400" cy="3142488"/>
+            <wp:docPr id="23" name="Picture 23" descr="A fictional assistant has a small context budget for answering an event-capacity question. Supplied facts: Total budget 100 toy tokens; instructions 20, question 10, output reserve 25. Evidence capacity is the remainder. Current capacity record A costs 18; its safety exception B costs 20; unrelated slogan C costs 12. A says 20 seats; B caps this event at 12."/>
+            <wp:cNvGraphicFramePr>
+              <a:graphicFrameLocks noChangeAspect="1"/>
+            </wp:cNvGraphicFramePr>
+            <a:graphic>
+              <a:graphicData uri="http://schemas.openxmlformats.org/drawingml/2006/picture">
+                <pic:pic>
+                  <pic:nvPicPr>
+                    <pic:cNvPr id="0" name="academy-story-ai-3-3-01.png"/>
+                    <pic:cNvPicPr/>
+                  </pic:nvPicPr>
+                  <pic:blipFill>
+                    <a:blip r:embed="rId30"/>
+                    <a:stretch>
+                      <a:fillRect/>
+                    </a:stretch>
+                  </pic:blipFill>
+                  <pic:spPr>
+                    <a:xfrm>
+                      <a:off x="0" y="0"/>
+                      <a:ext cx="5486400" cy="3142488"/>
+                    </a:xfrm>
+                    <a:prstGeom prst="rect"/>
+                  </pic:spPr>
+                </pic:pic>
+              </a:graphicData>
+            </a:graphic>
+          </wp:inline>
+        </w:drawing>
+      </w:r>
+    </w:p>
+    <w:p>
+      <w:pPr>
+        <w:spacing w:line="336" w:lineRule="auto" w:after="180"/>
+      </w:pPr>
+      <w:r>
+        <w:rPr>
+          <w:b w:val="0"/>
+        </w:rPr>
+        <w:t xml:space="preserve">A fictional assistant has a small </w:t>
+      </w:r>
+      <w:r>
+        <w:rPr>
+          <w:b/>
+        </w:rPr>
+        <w:t>context budget</w:t>
+      </w:r>
+      <w:r>
+        <w:rPr>
+          <w:b w:val="0"/>
+        </w:rPr>
+        <w:t xml:space="preserve"> for answering an event-capacity question. Supplied facts: Total budget 100 toy </w:t>
+      </w:r>
+      <w:r>
+        <w:rPr>
+          <w:b/>
+        </w:rPr>
+        <w:t>token</w:t>
+      </w:r>
+      <w:r>
+        <w:rPr>
+          <w:b w:val="0"/>
+        </w:rPr>
+        <w:t xml:space="preserve">s; instructions 20, question 10, </w:t>
+      </w:r>
+      <w:r>
+        <w:rPr>
+          <w:b/>
+        </w:rPr>
+        <w:t>output</w:t>
+      </w:r>
+      <w:r>
+        <w:rPr>
+          <w:b w:val="0"/>
+        </w:rPr>
+        <w:t xml:space="preserve"> reserve 25. </w:t>
+      </w:r>
+      <w:r>
+        <w:rPr>
+          <w:b/>
+        </w:rPr>
+        <w:t>Evidence</w:t>
+      </w:r>
+      <w:r>
+        <w:rPr>
+          <w:b w:val="0"/>
+        </w:rPr>
+        <w:t xml:space="preserve"> capacity is the remainder.</w:t>
+      </w:r>
+    </w:p>
+    <w:p>
+      <w:pPr>
+        <w:spacing w:line="336" w:lineRule="auto" w:after="180"/>
+      </w:pPr>
+      <w:r>
+        <w:rPr>
+          <w:b w:val="0"/>
+        </w:rPr>
+        <w:t>Current capacity record A costs 18; its safety exception B costs 20; unrelated slogan C costs 12. A says 20 seats; B caps this event at 12.</w:t>
+      </w:r>
+    </w:p>
+    <w:p>
+      <w:pPr>
+        <w:spacing w:line="336" w:lineRule="auto" w:after="180"/>
+        <w:shd w:fill="F5F1FB"/>
+      </w:pPr>
+      <w:r>
+        <w:rPr>
+          <w:b w:val="0"/>
+        </w:rPr>
+        <w:t>Point to the given fact that matters most. Explain why it matters.</w:t>
+      </w:r>
+    </w:p>
+    <w:p>
+      <w:pPr>
+        <w:pStyle w:val="Heading3"/>
+      </w:pPr>
+      <w:r>
+        <w:t>02. Follow the deciding steps</w:t>
+      </w:r>
+    </w:p>
+    <w:p>
+      <w:r>
+        <w:drawing>
+          <wp:inline xmlns:a="http://schemas.openxmlformats.org/drawingml/2006/main" xmlns:pic="http://schemas.openxmlformats.org/drawingml/2006/picture">
+            <wp:extent cx="5486400" cy="4005072"/>
+            <wp:docPr id="24" name="Picture 24" descr="Compute budget: 100−20−10−25=45 evidence tokens. → Select relevant pair: A+B costs 38 and preserves the capacity exception. → Reject incomplete shortcut: A+C costs 30 but leaves out the exception that changes the answer. → Answer with scope: For this event, the declared cap is 12, with both A and B retained."/>
+            <wp:cNvGraphicFramePr>
+              <a:graphicFrameLocks noChangeAspect="1"/>
+            </wp:cNvGraphicFramePr>
+            <a:graphic>
+              <a:graphicData uri="http://schemas.openxmlformats.org/drawingml/2006/picture">
+                <pic:pic>
+                  <pic:nvPicPr>
+                    <pic:cNvPr id="0" name="academy-story-ai-3-3-02.png"/>
+                    <pic:cNvPicPr/>
+                  </pic:nvPicPr>
+                  <pic:blipFill>
+                    <a:blip r:embed="rId31"/>
+                    <a:stretch>
+                      <a:fillRect/>
+                    </a:stretch>
+                  </pic:blipFill>
+                  <pic:spPr>
+                    <a:xfrm>
+                      <a:off x="0" y="0"/>
+                      <a:ext cx="5486400" cy="4005072"/>
+                    </a:xfrm>
+                    <a:prstGeom prst="rect"/>
+                  </pic:spPr>
+                </pic:pic>
+              </a:graphicData>
+            </a:graphic>
+          </wp:inline>
+        </w:drawing>
+      </w:r>
+    </w:p>
+    <w:p>
+      <w:pPr>
+        <w:spacing w:line="336" w:lineRule="auto" w:after="180"/>
+      </w:pPr>
+      <w:r>
+        <w:rPr>
+          <w:b w:val="0"/>
+        </w:rPr>
+        <w:t xml:space="preserve">Compute budget: 100−20−10−25=45 </w:t>
+      </w:r>
+      <w:r>
+        <w:rPr>
+          <w:b/>
+        </w:rPr>
+        <w:t>evidence</w:t>
+      </w:r>
+      <w:r>
+        <w:rPr>
+          <w:b w:val="0"/>
+        </w:rPr>
+        <w:t xml:space="preserve"> </w:t>
+      </w:r>
+      <w:r>
+        <w:rPr>
+          <w:b/>
+        </w:rPr>
+        <w:t>token</w:t>
+      </w:r>
+      <w:r>
+        <w:rPr>
+          <w:b w:val="0"/>
+        </w:rPr>
+        <w:t>s. → Select relevant pair: A+B costs 38 and preserves the capacity exception. → Reject incomplete shortcut: A+C costs 30 but leaves out the exception that changes the answer. → Answer with scope: For this event, the declared cap is 12, with both A and B retained.</w:t>
+      </w:r>
+    </w:p>
+    <w:p>
+      <w:pPr>
+        <w:spacing w:line="336" w:lineRule="auto" w:after="180"/>
+        <w:shd w:fill="F5F1FB"/>
+      </w:pPr>
+      <w:r>
+        <w:rPr>
+          <w:b w:val="0"/>
+        </w:rPr>
+        <w:t xml:space="preserve">Point to each numbered stage and explain which recorded </w:t>
+      </w:r>
+      <w:r>
+        <w:rPr>
+          <w:b/>
+        </w:rPr>
+        <w:t>input</w:t>
+      </w:r>
+      <w:r>
+        <w:rPr>
+          <w:b w:val="0"/>
+        </w:rPr>
+        <w:t xml:space="preserve"> it uses.</w:t>
+      </w:r>
+    </w:p>
+    <w:p>
+      <w:pPr>
+        <w:pStyle w:val="Heading3"/>
+      </w:pPr>
+      <w:r>
+        <w:t>03. Context budget allocations</w:t>
+      </w:r>
+    </w:p>
+    <w:p>
+      <w:r>
+        <w:drawing>
+          <wp:inline xmlns:a="http://schemas.openxmlformats.org/drawingml/2006/main" xmlns:pic="http://schemas.openxmlformats.org/drawingml/2006/picture">
+            <wp:extent cx="5486400" cy="3938016"/>
+            <wp:docPr id="25" name="Picture 25" descr="Context budget allocations. Instructions: Toy tokens = 20. Question: Toy tokens = 10. Output reserve: Toy tokens = 25. Evidence available: Toy tokens = 45."/>
+            <wp:cNvGraphicFramePr>
+              <a:graphicFrameLocks noChangeAspect="1"/>
+            </wp:cNvGraphicFramePr>
+            <a:graphic>
+              <a:graphicData uri="http://schemas.openxmlformats.org/drawingml/2006/picture">
+                <pic:pic>
+                  <pic:nvPicPr>
+                    <pic:cNvPr id="0" name="academy-story-ai-3-3-03.png"/>
+                    <pic:cNvPicPr/>
+                  </pic:nvPicPr>
+                  <pic:blipFill>
+                    <a:blip r:embed="rId32"/>
+                    <a:stretch>
+                      <a:fillRect/>
+                    </a:stretch>
+                  </pic:blipFill>
+                  <pic:spPr>
+                    <a:xfrm>
+                      <a:off x="0" y="0"/>
+                      <a:ext cx="5486400" cy="3938016"/>
+                    </a:xfrm>
+                    <a:prstGeom prst="rect"/>
+                  </pic:spPr>
+                </pic:pic>
+              </a:graphicData>
+            </a:graphic>
+          </wp:inline>
+        </w:drawing>
+      </w:r>
+    </w:p>
+    <w:p>
+      <w:pPr>
+        <w:spacing w:line="336" w:lineRule="auto" w:after="180"/>
+      </w:pPr>
+      <w:r>
+        <w:rPr>
+          <w:b/>
+        </w:rPr>
+        <w:t>Context budget</w:t>
+      </w:r>
+      <w:r>
+        <w:rPr>
+          <w:b w:val="0"/>
+        </w:rPr>
+        <w:t xml:space="preserve"> allocations. Instructions: Toy </w:t>
+      </w:r>
+      <w:r>
+        <w:rPr>
+          <w:b/>
+        </w:rPr>
+        <w:t>token</w:t>
+      </w:r>
+      <w:r>
+        <w:rPr>
+          <w:b w:val="0"/>
+        </w:rPr>
+        <w:t xml:space="preserve">s = 20. Question: Toy </w:t>
+      </w:r>
+      <w:r>
+        <w:rPr>
+          <w:b/>
+        </w:rPr>
+        <w:t>token</w:t>
+      </w:r>
+      <w:r>
+        <w:rPr>
+          <w:b w:val="0"/>
+        </w:rPr>
+        <w:t xml:space="preserve">s = 10. </w:t>
+      </w:r>
+      <w:r>
+        <w:rPr>
+          <w:b/>
+        </w:rPr>
+        <w:t>Output</w:t>
+      </w:r>
+      <w:r>
+        <w:rPr>
+          <w:b w:val="0"/>
+        </w:rPr>
+        <w:t xml:space="preserve"> reserve: Toy </w:t>
+      </w:r>
+      <w:r>
+        <w:rPr>
+          <w:b/>
+        </w:rPr>
+        <w:t>token</w:t>
+      </w:r>
+      <w:r>
+        <w:rPr>
+          <w:b w:val="0"/>
+        </w:rPr>
+        <w:t xml:space="preserve">s = 25. </w:t>
+      </w:r>
+      <w:r>
+        <w:rPr>
+          <w:b/>
+        </w:rPr>
+        <w:t>Evidence</w:t>
+      </w:r>
+      <w:r>
+        <w:rPr>
+          <w:b w:val="0"/>
+        </w:rPr>
+        <w:t xml:space="preserve"> available: Toy </w:t>
+      </w:r>
+      <w:r>
+        <w:rPr>
+          <w:b/>
+        </w:rPr>
+        <w:t>token</w:t>
+      </w:r>
+      <w:r>
+        <w:rPr>
+          <w:b w:val="0"/>
+        </w:rPr>
+        <w:t>s = 45.</w:t>
+      </w:r>
+    </w:p>
+    <w:p>
+      <w:pPr>
+        <w:spacing w:line="336" w:lineRule="auto" w:after="180"/>
+        <w:shd w:fill="F5F1FB"/>
+      </w:pPr>
+      <w:r>
+        <w:rPr>
+          <w:b w:val="0"/>
+        </w:rPr>
+        <w:t xml:space="preserve">Read the labels and </w:t>
+      </w:r>
+      <w:r>
+        <w:rPr>
+          <w:b/>
+        </w:rPr>
+        <w:t>value</w:t>
+      </w:r>
+      <w:r>
+        <w:rPr>
+          <w:b w:val="0"/>
+        </w:rPr>
+        <w:t>s. Explain the relationship the model shows.</w:t>
+      </w:r>
+    </w:p>
+    <w:p>
+      <w:pPr>
+        <w:pStyle w:val="Heading3"/>
+      </w:pPr>
+      <w:r>
+        <w:t>04. Change one thing. Trace what follows.</w:t>
+      </w:r>
+    </w:p>
+    <w:p>
+      <w:r>
+        <w:drawing>
+          <wp:inline xmlns:a="http://schemas.openxmlformats.org/drawingml/2006/main" xmlns:pic="http://schemas.openxmlformats.org/drawingml/2006/picture">
+            <wp:extent cx="5486400" cy="3179064"/>
+            <wp:docPr id="26" name="Picture 26" descr="Original case: For this event, the declared cap is 12, with both A and B retained. Changed condition: Increase B’s cost to 30 with all other costs fixed. Expected result: A+B costs 48 and no longer fits the 45-token evidence capacity. Reason: Do not silently omit the exception; use an approved source-preserving summary, another retrieval step or an honest incomplete-evidence response."/>
+            <wp:cNvGraphicFramePr>
+              <a:graphicFrameLocks noChangeAspect="1"/>
+            </wp:cNvGraphicFramePr>
+            <a:graphic>
+              <a:graphicData uri="http://schemas.openxmlformats.org/drawingml/2006/picture">
+                <pic:pic>
+                  <pic:nvPicPr>
+                    <pic:cNvPr id="0" name="academy-story-ai-3-3-04.png"/>
+                    <pic:cNvPicPr/>
+                  </pic:nvPicPr>
+                  <pic:blipFill>
+                    <a:blip r:embed="rId33"/>
+                    <a:stretch>
+                      <a:fillRect/>
+                    </a:stretch>
+                  </pic:blipFill>
+                  <pic:spPr>
+                    <a:xfrm>
+                      <a:off x="0" y="0"/>
+                      <a:ext cx="5486400" cy="3179064"/>
+                    </a:xfrm>
+                    <a:prstGeom prst="rect"/>
+                  </pic:spPr>
+                </pic:pic>
+              </a:graphicData>
+            </a:graphic>
+          </wp:inline>
+        </w:drawing>
+      </w:r>
+    </w:p>
+    <w:p>
+      <w:pPr>
+        <w:spacing w:line="336" w:lineRule="auto" w:after="180"/>
+      </w:pPr>
+      <w:r>
+        <w:rPr>
+          <w:b w:val="0"/>
+        </w:rPr>
+        <w:t>Original case: For this event, the declared cap is 12, with both A and B retained. Changed condition: Increase B’s cost to 30 with all other costs fixed.</w:t>
+      </w:r>
+    </w:p>
+    <w:p>
+      <w:pPr>
+        <w:spacing w:line="336" w:lineRule="auto" w:after="180"/>
+      </w:pPr>
+      <w:r>
+        <w:rPr>
+          <w:b w:val="0"/>
+        </w:rPr>
+        <w:t>Expected result: A+B costs 48 and no longer fits the 45-</w:t>
+      </w:r>
+      <w:r>
+        <w:rPr>
+          <w:b/>
+        </w:rPr>
+        <w:t>token</w:t>
+      </w:r>
+      <w:r>
+        <w:rPr>
+          <w:b w:val="0"/>
+        </w:rPr>
+        <w:t xml:space="preserve"> </w:t>
+      </w:r>
+      <w:r>
+        <w:rPr>
+          <w:b/>
+        </w:rPr>
+        <w:t>evidence</w:t>
+      </w:r>
+      <w:r>
+        <w:rPr>
+          <w:b w:val="0"/>
+        </w:rPr>
+        <w:t xml:space="preserve"> capacity.</w:t>
+      </w:r>
+    </w:p>
+    <w:p>
+      <w:pPr>
+        <w:spacing w:line="336" w:lineRule="auto" w:after="180"/>
+      </w:pPr>
+      <w:r>
+        <w:rPr>
+          <w:b w:val="0"/>
+        </w:rPr>
+        <w:t>Reason: Do not silently omit the exception; use an approved source-preserving summary, another retrieval step or an honest incomplete-</w:t>
+      </w:r>
+      <w:r>
+        <w:rPr>
+          <w:b/>
+        </w:rPr>
+        <w:t>evidence</w:t>
+      </w:r>
+      <w:r>
+        <w:rPr>
+          <w:b w:val="0"/>
+        </w:rPr>
+        <w:t xml:space="preserve"> response.</w:t>
+      </w:r>
+    </w:p>
+    <w:p>
+      <w:pPr>
+        <w:spacing w:line="336" w:lineRule="auto" w:after="180"/>
+        <w:shd w:fill="F5F1FB"/>
+      </w:pPr>
+      <w:r>
+        <w:rPr>
+          <w:b w:val="0"/>
+        </w:rPr>
+        <w:t>Predict before checking the worked changed-case result. Name what changed and what the supplied facts allow you to conclude.</w:t>
+      </w:r>
+    </w:p>
+    <w:p>
+      <w:pPr>
+        <w:pStyle w:val="Heading3"/>
+      </w:pPr>
+      <w:r>
+        <w:t>05. Connect the explanation to its limit</w:t>
+      </w:r>
+    </w:p>
+    <w:p>
+      <w:r>
+        <w:drawing>
+          <wp:inline xmlns:a="http://schemas.openxmlformats.org/drawingml/2006/main" xmlns:pic="http://schemas.openxmlformats.org/drawingml/2006/picture">
+            <wp:extent cx="5486400" cy="2834640"/>
+            <wp:docPr id="27" name="Picture 27" descr="A context window limits how much information is available in one model call. Selecting the shortest passage is not always sufficient: an exception can change the meaning of a general statement. Keep the relevant source relationship visible. Toy token costs are supplied here; real token counts depend on the model’s tokenizer. Limit: Fitting in context does not guarantee attention, correct interpretation or accurate generation."/>
+            <wp:cNvGraphicFramePr>
+              <a:graphicFrameLocks noChangeAspect="1"/>
+            </wp:cNvGraphicFramePr>
+            <a:graphic>
+              <a:graphicData uri="http://schemas.openxmlformats.org/drawingml/2006/picture">
+                <pic:pic>
+                  <pic:nvPicPr>
+                    <pic:cNvPr id="0" name="academy-story-ai-3-3-05.png"/>
+                    <pic:cNvPicPr/>
+                  </pic:nvPicPr>
+                  <pic:blipFill>
+                    <a:blip r:embed="rId34"/>
+                    <a:stretch>
+                      <a:fillRect/>
+                    </a:stretch>
+                  </pic:blipFill>
+                  <pic:spPr>
+                    <a:xfrm>
+                      <a:off x="0" y="0"/>
+                      <a:ext cx="5486400" cy="2834640"/>
+                    </a:xfrm>
+                    <a:prstGeom prst="rect"/>
+                  </pic:spPr>
+                </pic:pic>
+              </a:graphicData>
+            </a:graphic>
+          </wp:inline>
+        </w:drawing>
+      </w:r>
+    </w:p>
+    <w:p>
+      <w:pPr>
+        <w:spacing w:line="336" w:lineRule="auto" w:after="180"/>
+      </w:pPr>
+      <w:r>
+        <w:rPr>
+          <w:b w:val="0"/>
+        </w:rPr>
+        <w:t xml:space="preserve">A </w:t>
+      </w:r>
+      <w:r>
+        <w:rPr>
+          <w:b/>
+        </w:rPr>
+        <w:t>context window</w:t>
+      </w:r>
+      <w:r>
+        <w:rPr>
+          <w:b w:val="0"/>
+        </w:rPr>
+        <w:t xml:space="preserve"> limits how much information is available in one model call. Selecting the shortest passage is not always sufficient: an exception can change the meaning of a general statement.</w:t>
+      </w:r>
+    </w:p>
+    <w:p>
+      <w:pPr>
+        <w:spacing w:line="336" w:lineRule="auto" w:after="180"/>
+      </w:pPr>
+      <w:r>
+        <w:rPr>
+          <w:b w:val="0"/>
+        </w:rPr>
+        <w:t xml:space="preserve">Keep the relevant source relationship visible. Toy </w:t>
+      </w:r>
+      <w:r>
+        <w:rPr>
+          <w:b/>
+        </w:rPr>
+        <w:t>token</w:t>
+      </w:r>
+      <w:r>
+        <w:rPr>
+          <w:b w:val="0"/>
+        </w:rPr>
+        <w:t xml:space="preserve"> costs are supplied here; real </w:t>
+      </w:r>
+      <w:r>
+        <w:rPr>
+          <w:b/>
+        </w:rPr>
+        <w:t>token</w:t>
+      </w:r>
+      <w:r>
+        <w:rPr>
+          <w:b w:val="0"/>
+        </w:rPr>
+        <w:t xml:space="preserve"> counts depend on the model’s </w:t>
+      </w:r>
+      <w:r>
+        <w:rPr>
+          <w:b/>
+        </w:rPr>
+        <w:t>token</w:t>
+      </w:r>
+      <w:r>
+        <w:rPr>
+          <w:b w:val="0"/>
+        </w:rPr>
+        <w:t>izer.</w:t>
+      </w:r>
+    </w:p>
+    <w:p>
+      <w:pPr>
+        <w:spacing w:line="336" w:lineRule="auto" w:after="180"/>
+      </w:pPr>
+      <w:r>
+        <w:rPr>
+          <w:b w:val="0"/>
+        </w:rPr>
+        <w:t xml:space="preserve">Limit: </w:t>
+      </w:r>
+      <w:r>
+        <w:rPr>
+          <w:b/>
+        </w:rPr>
+        <w:t>Fitting</w:t>
+      </w:r>
+      <w:r>
+        <w:rPr>
+          <w:b w:val="0"/>
+        </w:rPr>
+        <w:t xml:space="preserve"> in context does not guarantee attention, correct interpretation or accurate generation.</w:t>
+      </w:r>
+    </w:p>
+    <w:p>
+      <w:pPr>
+        <w:spacing w:line="336" w:lineRule="auto" w:after="180"/>
+        <w:shd w:fill="F5F1FB"/>
+      </w:pPr>
+      <w:r>
+        <w:rPr>
+          <w:b w:val="0"/>
+        </w:rPr>
+        <w:t>Explain the case, then point to a limit on the claim.</w:t>
+      </w:r>
+    </w:p>
+    <w:p>
+      <w:pPr>
+        <w:pStyle w:val="Heading3"/>
+      </w:pPr>
+      <w:r>
+        <w:t>06. Make the idea visible in your project</w:t>
+      </w:r>
+    </w:p>
+    <w:p>
+      <w:r>
+        <w:drawing>
+          <wp:inline xmlns:a="http://schemas.openxmlformats.org/drawingml/2006/main" xmlns:pic="http://schemas.openxmlformats.org/drawingml/2006/picture">
+            <wp:extent cx="5486400" cy="3380232"/>
+            <wp:docPr id="28" name="Picture 28" descr="Design Study Buddy retrieval to preserve current facts, exceptions and source identity within its context budget. Draw your input, deciding step, result and limit. Supported question: Can A alone justify answering 20 seats after the exception is known?"/>
+            <wp:cNvGraphicFramePr>
+              <a:graphicFrameLocks noChangeAspect="1"/>
+            </wp:cNvGraphicFramePr>
+            <a:graphic>
+              <a:graphicData uri="http://schemas.openxmlformats.org/drawingml/2006/picture">
+                <pic:pic>
+                  <pic:nvPicPr>
+                    <pic:cNvPr id="0" name="academy-story-ai-3-3-06.png"/>
+                    <pic:cNvPicPr/>
+                  </pic:nvPicPr>
+                  <pic:blipFill>
+                    <a:blip r:embed="rId35"/>
+                    <a:stretch>
+                      <a:fillRect/>
+                    </a:stretch>
+                  </pic:blipFill>
+                  <pic:spPr>
+                    <a:xfrm>
+                      <a:off x="0" y="0"/>
+                      <a:ext cx="5486400" cy="3380232"/>
+                    </a:xfrm>
+                    <a:prstGeom prst="rect"/>
+                  </pic:spPr>
+                </pic:pic>
+              </a:graphicData>
+            </a:graphic>
+          </wp:inline>
+        </w:drawing>
+      </w:r>
+    </w:p>
+    <w:p>
+      <w:pPr>
+        <w:spacing w:line="336" w:lineRule="auto" w:after="180"/>
+        <w:shd w:fill="F5F1FB"/>
+      </w:pPr>
+      <w:r>
+        <w:rPr>
+          <w:b w:val="0"/>
+        </w:rPr>
+        <w:t xml:space="preserve">Design Study Buddy retrieval to preserve current facts, exceptions and source identity within its </w:t>
+      </w:r>
+      <w:r>
+        <w:rPr>
+          <w:b/>
+        </w:rPr>
+        <w:t>context budget</w:t>
+      </w:r>
+      <w:r>
+        <w:rPr>
+          <w:b w:val="0"/>
+        </w:rPr>
+        <w:t xml:space="preserve">. Draw your </w:t>
+      </w:r>
+      <w:r>
+        <w:rPr>
+          <w:b/>
+        </w:rPr>
+        <w:t>input</w:t>
+      </w:r>
+      <w:r>
+        <w:rPr>
+          <w:b w:val="0"/>
+        </w:rPr>
+        <w:t>, deciding step, result and limit.</w:t>
+      </w:r>
+    </w:p>
+    <w:p>
+      <w:pPr>
+        <w:spacing w:line="336" w:lineRule="auto" w:after="180"/>
+        <w:shd w:fill="F5F1FB"/>
+      </w:pPr>
+      <w:r>
+        <w:rPr>
+          <w:b w:val="0"/>
+        </w:rPr>
+        <w:t>Supported question: Can A alone justify answering 20 seats after the exception is known?</w:t>
+      </w:r>
+    </w:p>
+    <w:p>
+      <w:pPr>
+        <w:spacing w:line="336" w:lineRule="auto" w:after="180"/>
+        <w:shd w:fill="F5F1FB"/>
+      </w:pPr>
+      <w:r>
+        <w:rPr>
+          <w:b w:val="0"/>
+        </w:rPr>
+        <w:t xml:space="preserve">Draw your project trace and justify the deciding step using </w:t>
+      </w:r>
+      <w:r>
+        <w:rPr>
+          <w:b/>
+        </w:rPr>
+        <w:t>evidence</w:t>
+      </w:r>
+      <w:r>
+        <w:rPr>
+          <w:b w:val="0"/>
+        </w:rPr>
+        <w:t>.</w:t>
       </w:r>
     </w:p>
     <w:sectPr>
